--- a/Cerinte+Testare/Testare.docx
+++ b/Cerinte+Testare/Testare.docx
@@ -102,10 +102,7 @@
         <w:spacing w:after="20"/>
       </w:pPr>
       <w:r>
-        <w:t>Fiecare</w:t>
-      </w:r>
-      <w:r>
-        <w:t xml:space="preserve"> test cuprinde: scopul, comanda executată, mașina pe care se rulează, rezultatul așteptat și rezultatul obținut</w:t>
+        <w:t>Fiecare test cuprinde: scopul, comanda executată, mașina pe care se rulează, rezultatul așteptat și rezultatul obținut</w:t>
       </w:r>
     </w:p>
     <w:p>
@@ -128,10 +125,7 @@
       </w:r>
       <w:proofErr w:type="spellEnd"/>
       <w:r>
-        <w:t>), destinație 192.168.56.102 (user4). Utiliza</w:t>
-      </w:r>
-      <w:r>
-        <w:t xml:space="preserve">tor SSH: </w:t>
+        <w:t xml:space="preserve">), destinație 192.168.56.102 (user4). Utilizator SSH: </w:t>
       </w:r>
       <w:proofErr w:type="spellStart"/>
       <w:r>
@@ -172,10 +166,7 @@
         <w:spacing w:after="20"/>
       </w:pPr>
       <w:r>
-        <w:t xml:space="preserve">    </w:t>
-      </w:r>
-      <w:r>
-        <w:t xml:space="preserve">Aplicația rulează complet neinteractiv. Conexiunea între mașini se face prin chei SSH, iar operațiile privilegiate se execută cu </w:t>
+        <w:t xml:space="preserve">    Aplicația rulează complet neinteractiv. Conexiunea între mașini se face prin chei SSH, iar operațiile privilegiate se execută cu </w:t>
       </w:r>
       <w:proofErr w:type="spellStart"/>
       <w:r>
@@ -749,13 +740,7 @@
         <w:t>Scop:</w:t>
       </w:r>
       <w:r>
-        <w:t xml:space="preserve"> </w:t>
-      </w:r>
-      <w:r>
-        <w:t>V</w:t>
-      </w:r>
-      <w:r>
-        <w:t xml:space="preserve">erificarea faptului că aplicația respinge lansarea fără parametrul obligatoriu </w:t>
+        <w:t xml:space="preserve"> Verificarea faptului că aplicația respinge lansarea fără parametrul obligatoriu </w:t>
       </w:r>
       <w:r>
         <w:rPr>
@@ -924,13 +909,7 @@
         <w:t>Rezultat obținut:</w:t>
       </w:r>
       <w:r>
-        <w:t xml:space="preserve"> </w:t>
-      </w:r>
-      <w:r>
-        <w:t>A</w:t>
-      </w:r>
-      <w:r>
-        <w:t>plicația afișează eroarea „Parametrul --</w:t>
+        <w:t xml:space="preserve"> Aplicația afișează eroarea „Parametrul --</w:t>
       </w:r>
       <w:proofErr w:type="spellStart"/>
       <w:r>
@@ -960,6 +939,7 @@
       <w:r>
         <w:rPr>
           <w:rStyle w:val="Strong"/>
+          <w:noProof/>
         </w:rPr>
         <w:drawing>
           <wp:inline distT="0" distB="0" distL="0" distR="0" wp14:anchorId="5C850303" wp14:editId="3834254C">
@@ -1213,6 +1193,7 @@
       <w:r>
         <w:rPr>
           <w:rStyle w:val="Strong"/>
+          <w:noProof/>
         </w:rPr>
         <w:drawing>
           <wp:inline distT="0" distB="0" distL="0" distR="0" wp14:anchorId="19345084" wp14:editId="22B26A72">
@@ -1560,6 +1541,7 @@
       <w:r>
         <w:rPr>
           <w:rStyle w:val="Strong"/>
+          <w:noProof/>
         </w:rPr>
         <w:drawing>
           <wp:inline distT="0" distB="0" distL="0" distR="0" wp14:anchorId="64A67212" wp14:editId="5D5545CC">
@@ -1940,6 +1922,7 @@
       <w:r>
         <w:rPr>
           <w:rStyle w:val="Strong"/>
+          <w:noProof/>
         </w:rPr>
         <w:drawing>
           <wp:inline distT="0" distB="0" distL="0" distR="0" wp14:anchorId="254E8A1F" wp14:editId="70892C2A">
@@ -2329,6 +2312,7 @@
       <w:r>
         <w:rPr>
           <w:rStyle w:val="Strong"/>
+          <w:noProof/>
         </w:rPr>
         <w:drawing>
           <wp:inline distT="0" distB="0" distL="0" distR="0" wp14:anchorId="58189D2B" wp14:editId="43525403">
@@ -2664,6 +2648,7 @@
       <w:r>
         <w:rPr>
           <w:rStyle w:val="Strong"/>
+          <w:noProof/>
         </w:rPr>
         <w:lastRenderedPageBreak/>
         <w:drawing>
@@ -3012,6 +2997,7 @@
       <w:r>
         <w:rPr>
           <w:rStyle w:val="Strong"/>
+          <w:noProof/>
         </w:rPr>
         <w:drawing>
           <wp:inline distT="0" distB="0" distL="0" distR="0" wp14:anchorId="3B760F4A" wp14:editId="78A4DD11">
@@ -3354,12 +3340,14 @@
         <w:pStyle w:val="font-claude-response-body"/>
         <w:spacing w:before="0" w:beforeAutospacing="0" w:after="120" w:afterAutospacing="0"/>
         <w:rPr>
+          <w:b/>
+          <w:bCs/>
+        </w:rPr>
+      </w:pPr>
+      <w:r>
+        <w:rPr>
           <w:rStyle w:val="Strong"/>
-        </w:rPr>
-      </w:pPr>
-      <w:r>
-        <w:rPr>
-          <w:rStyle w:val="Strong"/>
+          <w:noProof/>
         </w:rPr>
         <w:drawing>
           <wp:inline distT="0" distB="0" distL="0" distR="0" wp14:anchorId="60A8E911" wp14:editId="4982D390">
@@ -3410,40 +3398,6 @@
       <w:r>
         <w:rPr>
           <w:rFonts w:ascii="Times New Roman" w:eastAsia="Times New Roman" w:hAnsi="Times New Roman" w:cs="Times New Roman"/>
-          <w:sz w:val="24"/>
-          <w:szCs w:val="24"/>
-        </w:rPr>
-        <w:t xml:space="preserve">A, în document. Iată textul complet pentru Test 10, în formatul tău (Scop / Pași / Rezultat îngroșate, </w:t>
-      </w:r>
-      <w:r>
-        <w:rPr>
-          <w:rFonts w:ascii="Courier New" w:eastAsia="Times New Roman" w:hAnsi="Courier New" w:cs="Courier New"/>
-          <w:sz w:val="20"/>
-          <w:szCs w:val="20"/>
-        </w:rPr>
-        <w:t>cd</w:t>
-      </w:r>
-      <w:r>
-        <w:rPr>
-          <w:rFonts w:ascii="Times New Roman" w:eastAsia="Times New Roman" w:hAnsi="Times New Roman" w:cs="Times New Roman"/>
-          <w:sz w:val="24"/>
-          <w:szCs w:val="24"/>
-        </w:rPr>
-        <w:t xml:space="preserve"> explicit):</w:t>
-      </w:r>
-    </w:p>
-    <w:p>
-      <w:pPr>
-        <w:spacing w:before="100" w:beforeAutospacing="1" w:after="100" w:afterAutospacing="1"/>
-        <w:rPr>
-          <w:rFonts w:ascii="Times New Roman" w:eastAsia="Times New Roman" w:hAnsi="Times New Roman" w:cs="Times New Roman"/>
-          <w:sz w:val="24"/>
-          <w:szCs w:val="24"/>
-        </w:rPr>
-      </w:pPr>
-      <w:r>
-        <w:rPr>
-          <w:rFonts w:ascii="Times New Roman" w:eastAsia="Times New Roman" w:hAnsi="Times New Roman" w:cs="Times New Roman"/>
           <w:b/>
           <w:bCs/>
           <w:sz w:val="24"/>
@@ -4159,6 +4113,9 @@
         </w:rPr>
       </w:pPr>
       <w:r>
+        <w:rPr>
+          <w:noProof/>
+        </w:rPr>
         <w:lastRenderedPageBreak/>
         <w:drawing>
           <wp:inline distT="0" distB="0" distL="0" distR="0" wp14:anchorId="6FD2893B" wp14:editId="7AE79BBC">
@@ -4567,6 +4524,7 @@
       <w:r>
         <w:rPr>
           <w:rFonts w:ascii="Times New Roman" w:eastAsia="Times New Roman" w:hAnsi="Times New Roman" w:cs="Times New Roman"/>
+          <w:noProof/>
           <w:sz w:val="24"/>
           <w:szCs w:val="24"/>
         </w:rPr>

--- a/Cerinte+Testare/Testare.docx
+++ b/Cerinte+Testare/Testare.docx
@@ -44,7 +44,6 @@
       </w:pPr>
       <w:r>
         <w:rPr/>
-        <w:t>Proiect: Clonare sistem Linux</w:t>
       </w:r>
     </w:p>
     <w:p>
@@ -55,7 +54,6 @@
       </w:pPr>
       <w:r>
         <w:rPr/>
-        <w:t>Student: Vlădescu Rareș</w:t>
       </w:r>
     </w:p>
     <w:p>
@@ -65,28 +63,120 @@
         <w:rPr/>
       </w:pPr>
       <w:r>
-        <w:rPr/>
-        <w:t xml:space="preserve">Repository: </w:t>
-      </w:r>
-      <w:r>
+        <w:rPr>
+          <w:b/>
+          <w:bCs/>
+        </w:rPr>
+        <w:t>Proiect:</w:t>
+      </w:r>
+      <w:r>
+        <w:rPr/>
+        <w:t xml:space="preserve"> Clonare sistem Linux</w:t>
+      </w:r>
+    </w:p>
+    <w:p>
+      <w:pPr>
+        <w:pStyle w:val="Normal"/>
+        <w:spacing w:before="0" w:after="20"/>
+        <w:rPr/>
+      </w:pPr>
+      <w:r>
+        <w:rPr/>
+      </w:r>
+    </w:p>
+    <w:p>
+      <w:pPr>
+        <w:pStyle w:val="Normal"/>
+        <w:spacing w:before="0" w:after="20"/>
+        <w:rPr/>
+      </w:pPr>
+      <w:r>
+        <w:rPr>
+          <w:b/>
+          <w:bCs/>
+        </w:rPr>
+        <w:t xml:space="preserve">Student: </w:t>
+      </w:r>
+      <w:r>
+        <w:rPr/>
+        <w:t>Vlădescu Rareș</w:t>
+      </w:r>
+    </w:p>
+    <w:p>
+      <w:pPr>
+        <w:pStyle w:val="Normal"/>
+        <w:spacing w:before="0" w:after="20"/>
+        <w:rPr/>
+      </w:pPr>
+      <w:r>
+        <w:rPr/>
+      </w:r>
+    </w:p>
+    <w:p>
+      <w:pPr>
+        <w:pStyle w:val="Normal"/>
+        <w:spacing w:before="0" w:after="20"/>
+        <w:rPr/>
+      </w:pPr>
+      <w:r>
+        <w:rPr>
+          <w:b/>
+          <w:bCs/>
+        </w:rPr>
+        <w:t>Repository:</w:t>
+      </w:r>
+      <w:r>
+        <w:rPr/>
+        <w:t xml:space="preserve"> </w:t>
+      </w:r>
+      <w:hyperlink r:id="rId3">
+        <w:r>
+          <w:rPr>
+            <w:rStyle w:val="Hyperlink"/>
+            <w:color w:val="1F4E79"/>
+          </w:rPr>
+          <w:t>https://github.com/R-V12/Clonare-sistem-Linux</w:t>
+        </w:r>
+      </w:hyperlink>
+    </w:p>
+    <w:p>
+      <w:pPr>
+        <w:pStyle w:val="Normal"/>
+        <w:spacing w:before="0" w:after="20"/>
         <w:rPr>
           <w:color w:val="1F4E79"/>
         </w:rPr>
-        <w:t>https://github.com/R-V12/Clonare-sistem-Linux</w:t>
+      </w:pPr>
+      <w:r>
+        <w:rPr/>
       </w:r>
     </w:p>
     <w:p>
       <w:pPr>
         <w:pStyle w:val="Heading1"/>
         <w:spacing w:before="0" w:after="20"/>
-        <w:rPr/>
-      </w:pPr>
-      <w:r>
         <w:rPr>
           <w:b/>
           <w:bCs/>
           <w:color w:val="1F4E79"/>
         </w:rPr>
+      </w:pPr>
+      <w:r>
+        <w:rPr/>
+      </w:r>
+    </w:p>
+    <w:p>
+      <w:pPr>
+        <w:pStyle w:val="Heading1"/>
+        <w:spacing w:before="0" w:after="20"/>
+        <w:rPr/>
+      </w:pPr>
+      <w:r>
+        <w:rPr>
+          <w:b/>
+          <w:bCs/>
+          <w:color w:val="1F4E79"/>
+        </w:rPr>
         <w:t>1. Scopul și mediul de testare</w:t>
       </w:r>
     </w:p>
@@ -119,15 +209,35 @@
         <w:rPr/>
       </w:pPr>
       <w:r>
-        <w:rPr>
-          <w:b/>
-          <w:bCs/>
-        </w:rPr>
-        <w:t xml:space="preserve">Configurația de test: </w:t>
-      </w:r>
-      <w:r>
-        <w:rPr/>
-        <w:t>sursă 192.168.56.101 (user3 + pachetul cowsay), destinație 192.168.56.102 (user4). Utilizator SSH: vladescu.</w:t>
+        <w:rPr/>
+      </w:r>
+    </w:p>
+    <w:p>
+      <w:pPr>
+        <w:pStyle w:val="Normal"/>
+        <w:spacing w:before="0" w:after="20"/>
+        <w:rPr/>
+      </w:pPr>
+      <w:r>
+        <w:rPr>
+          <w:b/>
+          <w:bCs/>
+        </w:rPr>
+        <w:t>Configurația de test:</w:t>
+      </w:r>
+      <w:r>
+        <w:rPr/>
+        <w:t xml:space="preserve"> sursă 192.168.56.101 (utilizatorul user3 cu fișierul test.py în home-directory, pachetele cowsay și tree), destinație 192.168.56.102 (utilizatorul user4). Utilizator SSH: vladescu.</w:t>
+      </w:r>
+    </w:p>
+    <w:p>
+      <w:pPr>
+        <w:pStyle w:val="Normal"/>
+        <w:spacing w:before="0" w:after="20"/>
+        <w:rPr/>
+      </w:pPr>
+      <w:r>
+        <w:rPr/>
       </w:r>
     </w:p>
     <w:p>
@@ -418,7 +528,7 @@
                     </pic:cNvPicPr>
                   </pic:nvPicPr>
                   <pic:blipFill>
-                    <a:blip r:embed="rId2"/>
+                    <a:blip r:embed="rId4"/>
                     <a:stretch>
                       <a:fillRect/>
                     </a:stretch>
@@ -605,9 +715,7 @@
       <w:pPr>
         <w:pStyle w:val="font-claude-response-body"/>
         <w:spacing w:beforeAutospacing="0" w:before="0" w:afterAutospacing="0" w:after="120"/>
-        <w:rPr>
-          <w:rStyle w:val="Strong"/>
-        </w:rPr>
+        <w:rPr/>
       </w:pPr>
       <w:r>
         <w:rPr>
@@ -798,7 +906,7 @@
                     </pic:cNvPicPr>
                   </pic:nvPicPr>
                   <pic:blipFill>
-                    <a:blip r:embed="rId3"/>
+                    <a:blip r:embed="rId5"/>
                     <a:stretch>
                       <a:fillRect/>
                     </a:stretch>
@@ -1003,7 +1111,7 @@
                     </pic:cNvPicPr>
                   </pic:nvPicPr>
                   <pic:blipFill>
-                    <a:blip r:embed="rId4"/>
+                    <a:blip r:embed="rId6"/>
                     <a:stretch>
                       <a:fillRect/>
                     </a:stretch>
@@ -1280,7 +1388,7 @@
                     </pic:cNvPicPr>
                   </pic:nvPicPr>
                   <pic:blipFill>
-                    <a:blip r:embed="rId5"/>
+                    <a:blip r:embed="rId7"/>
                     <a:stretch>
                       <a:fillRect/>
                     </a:stretch>
@@ -1554,7 +1662,7 @@
                     </pic:cNvPicPr>
                   </pic:nvPicPr>
                   <pic:blipFill>
-                    <a:blip r:embed="rId6"/>
+                    <a:blip r:embed="rId8"/>
                     <a:stretch>
                       <a:fillRect/>
                     </a:stretch>
@@ -1613,7 +1721,7 @@
                     </pic:cNvPicPr>
                   </pic:nvPicPr>
                   <pic:blipFill>
-                    <a:blip r:embed="rId7"/>
+                    <a:blip r:embed="rId9"/>
                     <a:stretch>
                       <a:fillRect/>
                     </a:stretch>
@@ -1845,7 +1953,7 @@
                     </pic:cNvPicPr>
                   </pic:nvPicPr>
                   <pic:blipFill>
-                    <a:blip r:embed="rId8"/>
+                    <a:blip r:embed="rId10"/>
                     <a:stretch>
                       <a:fillRect/>
                     </a:stretch>
@@ -2096,7 +2204,7 @@
                     </pic:cNvPicPr>
                   </pic:nvPicPr>
                   <pic:blipFill>
-                    <a:blip r:embed="rId9"/>
+                    <a:blip r:embed="rId11"/>
                     <a:stretch>
                       <a:fillRect/>
                     </a:stretch>
@@ -2368,7 +2476,7 @@
                     </pic:cNvPicPr>
                   </pic:nvPicPr>
                   <pic:blipFill>
-                    <a:blip r:embed="rId10"/>
+                    <a:blip r:embed="rId12"/>
                     <a:stretch>
                       <a:fillRect/>
                     </a:stretch>
@@ -2624,7 +2732,7 @@
                     </pic:cNvPicPr>
                   </pic:nvPicPr>
                   <pic:blipFill>
-                    <a:blip r:embed="rId11"/>
+                    <a:blip r:embed="rId13"/>
                     <a:stretch>
                       <a:fillRect/>
                     </a:stretch>
@@ -2903,7 +3011,7 @@
                     </pic:cNvPicPr>
                   </pic:nvPicPr>
                   <pic:blipFill>
-                    <a:blip r:embed="rId12"/>
+                    <a:blip r:embed="rId14"/>
                     <a:stretch>
                       <a:fillRect/>
                     </a:stretch>
@@ -3135,7 +3243,7 @@
           <w:sz w:val="24"/>
           <w:szCs w:val="24"/>
         </w:rPr>
-        <w:t>), transferă home-directory-ul și instalează pachetul cowsay. Se afișează mesajul final „Clonare finalizata”.</w:t>
+        <w:t>), transferă home-directory-ul și instalează pachetele cowsay și tree.. Se afișează mesajul final „Clonare finalizata”.</w:t>
       </w:r>
     </w:p>
     <w:p>
@@ -3167,7 +3275,7 @@
                     </pic:cNvPicPr>
                   </pic:nvPicPr>
                   <pic:blipFill>
-                    <a:blip r:embed="rId13"/>
+                    <a:blip r:embed="rId15"/>
                     <a:stretch>
                       <a:fillRect/>
                     </a:stretch>
@@ -3569,7 +3677,7 @@
                     </pic:cNvPicPr>
                   </pic:nvPicPr>
                   <pic:blipFill>
-                    <a:blip r:embed="rId14"/>
+                    <a:blip r:embed="rId16"/>
                     <a:stretch>
                       <a:fillRect/>
                     </a:stretch>
@@ -3930,7 +4038,7 @@
                     </pic:cNvPicPr>
                   </pic:nvPicPr>
                   <pic:blipFill>
-                    <a:blip r:embed="rId15"/>
+                    <a:blip r:embed="rId17"/>
                     <a:stretch>
                       <a:fillRect/>
                     </a:stretch>
@@ -3981,8 +4089,15 @@
         <w:rPr/>
       </w:pPr>
       <w:r>
-        <w:rPr/>
-        <w:t>Scop: Verificarea faptului că un pachet prezent pe sursă și absent pe destinație este instalat pe destinație în urma clonării.</w:t>
+        <w:rPr>
+          <w:b/>
+          <w:bCs/>
+        </w:rPr>
+        <w:t xml:space="preserve">Scop: </w:t>
+      </w:r>
+      <w:r>
+        <w:rPr/>
+        <w:t>Verificarea faptului că un pachet prezent pe sursă și absent pe destinație este instalat pe destinație în urma clonării.</w:t>
         <w:br/>
         <w:t>Pași:</w:t>
       </w:r>
@@ -4088,8 +4203,15 @@
         <w:rPr/>
       </w:pPr>
       <w:r>
-        <w:rPr/>
-        <w:t xml:space="preserve">Rezultat obținut: Înainte de clonare, comanda </w:t>
+        <w:rPr>
+          <w:b/>
+          <w:bCs/>
+        </w:rPr>
+        <w:t>Rezultat obținut:</w:t>
+      </w:r>
+      <w:r>
+        <w:rPr/>
+        <w:t xml:space="preserve"> Înainte de clonare, comanda </w:t>
       </w:r>
       <w:r>
         <w:rPr>
@@ -4099,47 +4221,192 @@
       </w:r>
       <w:r>
         <w:rPr/>
-        <w:t xml:space="preserve"> nu returnează nimic pe destinație, pachetul fiind absent. Aplicația detectează pachetul </w:t>
+        <w:t xml:space="preserve"> nu returnează nimic pe destinație, pachetul fiind absent. Aplicația detectează pachetele cowsay și tree ca lipsind pe destinație și le instalează prin apt.</w:t>
+      </w:r>
+    </w:p>
+    <w:p>
+      <w:pPr>
+        <w:pStyle w:val="Heading3"/>
+        <w:spacing w:beforeAutospacing="1" w:afterAutospacing="1"/>
+        <w:rPr>
+          <w:b/>
+          <w:bCs/>
+          <w:color w:val="000000"/>
+        </w:rPr>
+      </w:pPr>
+      <w:r>
+        <w:rPr>
+          <w:rFonts w:eastAsia="Times New Roman" w:cs="Times New Roman" w:ascii="Times New Roman" w:hAnsi="Times New Roman"/>
+          <w:b/>
+          <w:bCs/>
+          <w:color w:val="000000"/>
+          <w:sz w:val="24"/>
+          <w:szCs w:val="24"/>
+        </w:rPr>
+        <w:t>Test 15 — Clonarea unui fișier inexistent pe destinație</w:t>
+      </w:r>
+    </w:p>
+    <w:p>
+      <w:pPr>
+        <w:pStyle w:val="BodyText"/>
+        <w:bidi w:val="0"/>
+        <w:ind w:hanging="0" w:left="0" w:right="0"/>
+        <w:rPr/>
+      </w:pPr>
+      <w:r>
+        <w:rPr>
+          <w:b/>
+          <w:bCs/>
+        </w:rPr>
+        <w:t>Scop:</w:t>
+      </w:r>
+      <w:r>
+        <w:rPr/>
+        <w:t xml:space="preserve"> Verificarea faptului că un fișier prezent în home-directory-ul unui utilizator de pe sursă este transferat pe destinație în urma clonării.</w:t>
+        <w:br/>
+      </w:r>
+      <w:r>
+        <w:rPr>
+          <w:b/>
+          <w:bCs/>
+        </w:rPr>
+        <w:t>Pași</w:t>
+      </w:r>
+      <w:r>
+        <w:rPr/>
+        <w:t>:</w:t>
+      </w:r>
+    </w:p>
+    <w:p>
+      <w:pPr>
+        <w:pStyle w:val="BodyText"/>
+        <w:numPr>
+          <w:ilvl w:val="0"/>
+          <w:numId w:val="13"/>
+        </w:numPr>
+        <w:tabs>
+          <w:tab w:val="clear" w:pos="708"/>
+          <w:tab w:val="left" w:pos="0" w:leader="none"/>
+        </w:tabs>
+        <w:bidi w:val="0"/>
+        <w:spacing w:before="0" w:after="0"/>
+        <w:ind w:hanging="283" w:left="709" w:right="0"/>
+        <w:rPr/>
+      </w:pPr>
+      <w:r>
+        <w:rPr/>
+        <w:t>Pe sistemul sursă, se creează un fișier de test în home-directory-ul lui user3 cu comanda:</w:t>
+        <w:br/>
+        <w:t xml:space="preserve">sudo -u user3 bash -c 'echo "print("cod de test")" &gt; /home/user3/test.py' </w:t>
+      </w:r>
+    </w:p>
+    <w:p>
+      <w:pPr>
+        <w:pStyle w:val="BodyText"/>
+        <w:numPr>
+          <w:ilvl w:val="0"/>
+          <w:numId w:val="13"/>
+        </w:numPr>
+        <w:tabs>
+          <w:tab w:val="clear" w:pos="708"/>
+          <w:tab w:val="left" w:pos="0" w:leader="none"/>
+        </w:tabs>
+        <w:bidi w:val="0"/>
+        <w:spacing w:before="0" w:after="0"/>
+        <w:ind w:hanging="283" w:left="709"/>
+        <w:rPr/>
+      </w:pPr>
+      <w:r>
+        <w:rPr/>
+        <w:t>Pe sistemul destinație, se verifică absența fișierului cu comanda:</w:t>
+        <w:br/>
+        <w:t xml:space="preserve">sudo ls /home/user3/test.py </w:t>
+      </w:r>
+    </w:p>
+    <w:p>
+      <w:pPr>
+        <w:pStyle w:val="BodyText"/>
+        <w:numPr>
+          <w:ilvl w:val="0"/>
+          <w:numId w:val="13"/>
+        </w:numPr>
+        <w:tabs>
+          <w:tab w:val="clear" w:pos="708"/>
+          <w:tab w:val="left" w:pos="0" w:leader="none"/>
+        </w:tabs>
+        <w:bidi w:val="0"/>
+        <w:spacing w:before="0" w:after="0"/>
+        <w:ind w:hanging="283" w:left="709"/>
+        <w:rPr/>
+      </w:pPr>
+      <w:r>
+        <w:rPr/>
+        <w:t>Pe sistemul sursă, se rulează clonarea și se confirmă cu d:</w:t>
+        <w:br/>
+        <w:t>cd ~/Desktop/git/Clonare-sistem-Linux</w:t>
+        <w:br/>
+        <w:t xml:space="preserve">./scripts/clonare.sh --mod sursa --tinta 192.168.56.102 --user vladescu </w:t>
+      </w:r>
+    </w:p>
+    <w:p>
+      <w:pPr>
+        <w:pStyle w:val="BodyText"/>
+        <w:numPr>
+          <w:ilvl w:val="0"/>
+          <w:numId w:val="13"/>
+        </w:numPr>
+        <w:tabs>
+          <w:tab w:val="clear" w:pos="708"/>
+          <w:tab w:val="left" w:pos="0" w:leader="none"/>
+        </w:tabs>
+        <w:bidi w:val="0"/>
+        <w:ind w:hanging="283" w:left="709"/>
+        <w:rPr/>
+      </w:pPr>
+      <w:r>
+        <w:rPr/>
+        <w:t>Pe sistemul destinație, se verifică conținutul fișierului transferat cu comanda:</w:t>
+        <w:br/>
+        <w:t xml:space="preserve">sudo cat /home/user3/test.py </w:t>
+      </w:r>
+    </w:p>
+    <w:p>
+      <w:pPr>
+        <w:pStyle w:val="BodyText"/>
+        <w:bidi w:val="0"/>
+        <w:ind w:hanging="0" w:left="0" w:right="0"/>
+        <w:rPr/>
+      </w:pPr>
+      <w:r>
+        <w:rPr>
+          <w:b/>
+          <w:bCs/>
+        </w:rPr>
+        <w:t xml:space="preserve">Rezultat obținut: </w:t>
+      </w:r>
+      <w:r>
+        <w:rPr/>
+        <w:t xml:space="preserve">Înainte de clonare, fișierul nu există pe destinație („No such file or directory”). După clonare, fișierul </w:t>
       </w:r>
       <w:r>
         <w:rPr>
           <w:rStyle w:val="SourceText"/>
         </w:rPr>
-        <w:t>tree</w:t>
-      </w:r>
-      <w:r>
-        <w:rPr/>
-        <w:t xml:space="preserve"> ca lipsind pe destinație și îl instalează prin </w:t>
+        <w:t>/home/user3/test.py</w:t>
+      </w:r>
+      <w:r>
+        <w:rPr/>
+        <w:t xml:space="preserve"> există și conține exact textul creat pe sursă: </w:t>
       </w:r>
       <w:r>
         <w:rPr>
           <w:rStyle w:val="SourceText"/>
         </w:rPr>
-        <w:t>apt</w:t>
-      </w:r>
-      <w:r>
-        <w:rPr/>
-        <w:t xml:space="preserve">. După clonare, </w:t>
-      </w:r>
-      <w:r>
-        <w:rPr>
-          <w:rStyle w:val="SourceText"/>
-        </w:rPr>
-        <w:t>which tree</w:t>
-      </w:r>
-      <w:r>
-        <w:rPr/>
-        <w:t xml:space="preserve"> returnează calea </w:t>
-      </w:r>
-      <w:r>
-        <w:rPr>
-          <w:rStyle w:val="SourceText"/>
-        </w:rPr>
-        <w:t>/usr/bin/tree</w:t>
-      </w:r>
-      <w:r>
-        <w:rPr/>
-        <w:t>, confirmând instalarea.</w:t>
+        <w:t>print("cod de test")</w:t>
+      </w:r>
+      <w:r>
+        <w:rPr/>
+        <w:t>.</w:t>
       </w:r>
     </w:p>
     <w:p>
@@ -5600,6 +5867,125 @@
     </w:lvl>
   </w:abstractNum>
   <w:abstractNum w:abstractNumId="13">
+    <w:lvl w:ilvl="0">
+      <w:start w:val="1"/>
+      <w:numFmt w:val="decimal"/>
+      <w:lvlText w:val="%1."/>
+      <w:lvlJc w:val="left"/>
+      <w:pPr>
+        <w:tabs>
+          <w:tab w:val="num" w:pos="709"/>
+        </w:tabs>
+        <w:ind w:left="709" w:hanging="283"/>
+      </w:pPr>
+      <w:rPr/>
+    </w:lvl>
+    <w:lvl w:ilvl="1">
+      <w:start w:val="1"/>
+      <w:numFmt w:val="decimal"/>
+      <w:lvlText w:val="%2."/>
+      <w:lvlJc w:val="left"/>
+      <w:pPr>
+        <w:tabs>
+          <w:tab w:val="num" w:pos="1418"/>
+        </w:tabs>
+        <w:ind w:left="1418" w:hanging="283"/>
+      </w:pPr>
+      <w:rPr/>
+    </w:lvl>
+    <w:lvl w:ilvl="2">
+      <w:start w:val="1"/>
+      <w:numFmt w:val="decimal"/>
+      <w:lvlText w:val="%3."/>
+      <w:lvlJc w:val="left"/>
+      <w:pPr>
+        <w:tabs>
+          <w:tab w:val="num" w:pos="2127"/>
+        </w:tabs>
+        <w:ind w:left="2127" w:hanging="283"/>
+      </w:pPr>
+      <w:rPr/>
+    </w:lvl>
+    <w:lvl w:ilvl="3">
+      <w:start w:val="1"/>
+      <w:numFmt w:val="decimal"/>
+      <w:lvlText w:val="%4."/>
+      <w:lvlJc w:val="left"/>
+      <w:pPr>
+        <w:tabs>
+          <w:tab w:val="num" w:pos="2836"/>
+        </w:tabs>
+        <w:ind w:left="2836" w:hanging="283"/>
+      </w:pPr>
+      <w:rPr/>
+    </w:lvl>
+    <w:lvl w:ilvl="4">
+      <w:start w:val="1"/>
+      <w:numFmt w:val="decimal"/>
+      <w:lvlText w:val="%5."/>
+      <w:lvlJc w:val="left"/>
+      <w:pPr>
+        <w:tabs>
+          <w:tab w:val="num" w:pos="3545"/>
+        </w:tabs>
+        <w:ind w:left="3545" w:hanging="283"/>
+      </w:pPr>
+      <w:rPr/>
+    </w:lvl>
+    <w:lvl w:ilvl="5">
+      <w:start w:val="1"/>
+      <w:numFmt w:val="decimal"/>
+      <w:lvlText w:val="%6."/>
+      <w:lvlJc w:val="left"/>
+      <w:pPr>
+        <w:tabs>
+          <w:tab w:val="num" w:pos="4254"/>
+        </w:tabs>
+        <w:ind w:left="4254" w:hanging="283"/>
+      </w:pPr>
+      <w:rPr/>
+    </w:lvl>
+    <w:lvl w:ilvl="6">
+      <w:start w:val="1"/>
+      <w:numFmt w:val="decimal"/>
+      <w:lvlText w:val="%7."/>
+      <w:lvlJc w:val="left"/>
+      <w:pPr>
+        <w:tabs>
+          <w:tab w:val="num" w:pos="4963"/>
+        </w:tabs>
+        <w:ind w:left="4963" w:hanging="283"/>
+      </w:pPr>
+      <w:rPr/>
+    </w:lvl>
+    <w:lvl w:ilvl="7">
+      <w:start w:val="1"/>
+      <w:numFmt w:val="decimal"/>
+      <w:lvlText w:val="%8."/>
+      <w:lvlJc w:val="left"/>
+      <w:pPr>
+        <w:tabs>
+          <w:tab w:val="num" w:pos="5672"/>
+        </w:tabs>
+        <w:ind w:left="5672" w:hanging="283"/>
+      </w:pPr>
+      <w:rPr/>
+    </w:lvl>
+    <w:lvl w:ilvl="8">
+      <w:start w:val="1"/>
+      <w:numFmt w:val="decimal"/>
+      <w:lvlText w:val="%9."/>
+      <w:lvlJc w:val="left"/>
+      <w:pPr>
+        <w:tabs>
+          <w:tab w:val="num" w:pos="6381"/>
+        </w:tabs>
+        <w:ind w:left="6381" w:hanging="283"/>
+      </w:pPr>
+      <w:rPr/>
+    </w:lvl>
+  </w:abstractNum>
+  <w:abstractNum w:abstractNumId="14">
     <w:lvl w:ilvl="0">
       <w:start w:val="1"/>
       <w:numFmt w:val="none"/>
@@ -5756,6 +6142,9 @@
   </w:num>
   <w:num w:numId="13">
     <w:abstractNumId w:val="13"/>
+  </w:num>
+  <w:num w:numId="14">
+    <w:abstractNumId w:val="14"/>
   </w:num>
 </w:numbering>
 </file>

--- a/Cerinte+Testare/Testare.docx
+++ b/Cerinte+Testare/Testare.docx
@@ -129,15 +129,13 @@
         <w:rPr/>
         <w:t xml:space="preserve"> </w:t>
       </w:r>
-      <w:hyperlink r:id="rId3">
-        <w:r>
-          <w:rPr>
-            <w:rStyle w:val="Hyperlink"/>
-            <w:color w:val="1F4E79"/>
-          </w:rPr>
-          <w:t>https://github.com/R-V12/Clonare-sistem-Linux</w:t>
-        </w:r>
-      </w:hyperlink>
+      <w:r>
+        <w:rPr>
+          <w:rStyle w:val="Hyperlink"/>
+          <w:color w:val="1F4E79"/>
+        </w:rPr>
+        <w:t>https://github.com/R-V12/Clonare-sistem-Linux</w:t>
+      </w:r>
     </w:p>
     <w:p>
       <w:pPr>
@@ -148,7 +146,9 @@
         </w:rPr>
       </w:pPr>
       <w:r>
-        <w:rPr/>
+        <w:rPr>
+          <w:color w:val="1F4E79"/>
+        </w:rPr>
       </w:r>
     </w:p>
     <w:p>
@@ -162,7 +162,11 @@
         </w:rPr>
       </w:pPr>
       <w:r>
-        <w:rPr/>
+        <w:rPr>
+          <w:b/>
+          <w:bCs/>
+          <w:color w:val="1F4E79"/>
+        </w:rPr>
       </w:r>
     </w:p>
     <w:p>
@@ -318,7 +322,11 @@
         </w:rPr>
       </w:pPr>
       <w:r>
-        <w:rPr/>
+        <w:rPr>
+          <w:rFonts w:eastAsia="Times New Roman" w:cs="Times New Roman" w:ascii="Times New Roman" w:hAnsi="Times New Roman"/>
+          <w:sz w:val="28"/>
+          <w:szCs w:val="28"/>
+        </w:rPr>
       </w:r>
     </w:p>
     <w:p>
@@ -528,7 +536,7 @@
                     </pic:cNvPicPr>
                   </pic:nvPicPr>
                   <pic:blipFill>
-                    <a:blip r:embed="rId4"/>
+                    <a:blip r:embed="rId2"/>
                     <a:stretch>
                       <a:fillRect/>
                     </a:stretch>
@@ -563,7 +571,13 @@
         </w:rPr>
       </w:pPr>
       <w:r>
-        <w:rPr/>
+        <w:rPr>
+          <w:rFonts w:eastAsia="Times New Roman" w:cs="Times New Roman" w:ascii="Times New Roman" w:hAnsi="Times New Roman"/>
+          <w:b w:val="false"/>
+          <w:bCs w:val="false"/>
+          <w:sz w:val="24"/>
+          <w:szCs w:val="24"/>
+        </w:rPr>
       </w:r>
     </w:p>
     <w:p>
@@ -708,7 +722,13 @@
         </w:rPr>
       </w:pPr>
       <w:r>
-        <w:rPr/>
+        <w:rPr>
+          <w:rFonts w:eastAsia="Times New Roman" w:cs="Times New Roman" w:ascii="Times New Roman" w:hAnsi="Times New Roman"/>
+          <w:b w:val="false"/>
+          <w:bCs w:val="false"/>
+          <w:sz w:val="24"/>
+          <w:szCs w:val="24"/>
+        </w:rPr>
       </w:r>
     </w:p>
     <w:p>
@@ -906,7 +926,7 @@
                     </pic:cNvPicPr>
                   </pic:nvPicPr>
                   <pic:blipFill>
-                    <a:blip r:embed="rId5"/>
+                    <a:blip r:embed="rId3"/>
                     <a:stretch>
                       <a:fillRect/>
                     </a:stretch>
@@ -1111,7 +1131,7 @@
                     </pic:cNvPicPr>
                   </pic:nvPicPr>
                   <pic:blipFill>
-                    <a:blip r:embed="rId6"/>
+                    <a:blip r:embed="rId4"/>
                     <a:stretch>
                       <a:fillRect/>
                     </a:stretch>
@@ -1388,7 +1408,7 @@
                     </pic:cNvPicPr>
                   </pic:nvPicPr>
                   <pic:blipFill>
-                    <a:blip r:embed="rId7"/>
+                    <a:blip r:embed="rId5"/>
                     <a:stretch>
                       <a:fillRect/>
                     </a:stretch>
@@ -1623,7 +1643,11 @@
         </w:rPr>
       </w:pPr>
       <w:r>
-        <w:rPr/>
+        <w:rPr>
+          <w:rFonts w:eastAsia="Times New Roman" w:cs="Times New Roman" w:ascii="Times New Roman" w:hAnsi="Times New Roman"/>
+          <w:sz w:val="24"/>
+          <w:szCs w:val="24"/>
+        </w:rPr>
       </w:r>
     </w:p>
     <w:p>
@@ -1662,7 +1686,7 @@
                     </pic:cNvPicPr>
                   </pic:nvPicPr>
                   <pic:blipFill>
-                    <a:blip r:embed="rId8"/>
+                    <a:blip r:embed="rId6"/>
                     <a:stretch>
                       <a:fillRect/>
                     </a:stretch>
@@ -1694,7 +1718,11 @@
         </w:rPr>
       </w:pPr>
       <w:r>
-        <w:rPr/>
+        <w:rPr>
+          <w:rFonts w:eastAsia="Times New Roman" w:cs="Times New Roman" w:ascii="Times New Roman" w:hAnsi="Times New Roman"/>
+          <w:sz w:val="24"/>
+          <w:szCs w:val="24"/>
+        </w:rPr>
         <w:drawing>
           <wp:anchor behindDoc="0" distT="0" distB="0" distL="0" distR="0" simplePos="0" locked="0" layoutInCell="0" allowOverlap="1" relativeHeight="13">
             <wp:simplePos x="0" y="0"/>
@@ -1721,7 +1749,7 @@
                     </pic:cNvPicPr>
                   </pic:nvPicPr>
                   <pic:blipFill>
-                    <a:blip r:embed="rId9"/>
+                    <a:blip r:embed="rId7"/>
                     <a:stretch>
                       <a:fillRect/>
                     </a:stretch>
@@ -1926,7 +1954,11 @@
         </w:rPr>
       </w:pPr>
       <w:r>
-        <w:rPr/>
+        <w:rPr>
+          <w:rFonts w:eastAsia="Times New Roman" w:cs="Times New Roman" w:ascii="Times New Roman" w:hAnsi="Times New Roman"/>
+          <w:sz w:val="24"/>
+          <w:szCs w:val="24"/>
+        </w:rPr>
         <w:drawing>
           <wp:anchor behindDoc="0" distT="0" distB="0" distL="0" distR="0" simplePos="0" locked="0" layoutInCell="0" allowOverlap="1" relativeHeight="14">
             <wp:simplePos x="0" y="0"/>
@@ -1953,7 +1985,7 @@
                     </pic:cNvPicPr>
                   </pic:nvPicPr>
                   <pic:blipFill>
-                    <a:blip r:embed="rId10"/>
+                    <a:blip r:embed="rId8"/>
                     <a:stretch>
                       <a:fillRect/>
                     </a:stretch>
@@ -2177,7 +2209,11 @@
         </w:rPr>
       </w:pPr>
       <w:r>
-        <w:rPr/>
+        <w:rPr>
+          <w:rFonts w:eastAsia="Times New Roman" w:cs="Times New Roman" w:ascii="Times New Roman" w:hAnsi="Times New Roman"/>
+          <w:sz w:val="24"/>
+          <w:szCs w:val="24"/>
+        </w:rPr>
         <w:drawing>
           <wp:anchor behindDoc="0" distT="0" distB="0" distL="0" distR="0" simplePos="0" locked="0" layoutInCell="0" allowOverlap="1" relativeHeight="15">
             <wp:simplePos x="0" y="0"/>
@@ -2204,7 +2240,7 @@
                     </pic:cNvPicPr>
                   </pic:nvPicPr>
                   <pic:blipFill>
-                    <a:blip r:embed="rId11"/>
+                    <a:blip r:embed="rId9"/>
                     <a:stretch>
                       <a:fillRect/>
                     </a:stretch>
@@ -2243,27 +2279,7 @@
           <w:sz w:val="24"/>
           <w:szCs w:val="24"/>
         </w:rPr>
-        <w:t xml:space="preserve">Test </w:t>
-      </w:r>
-      <w:r>
-        <w:rPr>
-          <w:rFonts w:eastAsia="Times New Roman" w:cs="Times New Roman" w:ascii="Times New Roman" w:hAnsi="Times New Roman"/>
-          <w:b/>
-          <w:bCs/>
-          <w:sz w:val="24"/>
-          <w:szCs w:val="24"/>
-        </w:rPr>
-        <w:t>8</w:t>
-      </w:r>
-      <w:r>
-        <w:rPr>
-          <w:rFonts w:eastAsia="Times New Roman" w:cs="Times New Roman" w:ascii="Times New Roman" w:hAnsi="Times New Roman"/>
-          <w:b/>
-          <w:bCs/>
-          <w:sz w:val="24"/>
-          <w:szCs w:val="24"/>
-        </w:rPr>
-        <w:t xml:space="preserve"> — Starea inițială pe sursă</w:t>
+        <w:t>Test 8 — Starea inițială pe sursă</w:t>
       </w:r>
     </w:p>
     <w:p>
@@ -2476,7 +2492,7 @@
                     </pic:cNvPicPr>
                   </pic:nvPicPr>
                   <pic:blipFill>
-                    <a:blip r:embed="rId12"/>
+                    <a:blip r:embed="rId10"/>
                     <a:stretch>
                       <a:fillRect/>
                     </a:stretch>
@@ -2515,27 +2531,7 @@
           <w:sz w:val="24"/>
           <w:szCs w:val="24"/>
         </w:rPr>
-        <w:t xml:space="preserve">Test </w:t>
-      </w:r>
-      <w:r>
-        <w:rPr>
-          <w:rFonts w:eastAsia="Times New Roman" w:cs="Times New Roman" w:ascii="Times New Roman" w:hAnsi="Times New Roman"/>
-          <w:b/>
-          <w:bCs/>
-          <w:sz w:val="24"/>
-          <w:szCs w:val="24"/>
-        </w:rPr>
-        <w:t>9</w:t>
-      </w:r>
-      <w:r>
-        <w:rPr>
-          <w:rFonts w:eastAsia="Times New Roman" w:cs="Times New Roman" w:ascii="Times New Roman" w:hAnsi="Times New Roman"/>
-          <w:b/>
-          <w:bCs/>
-          <w:sz w:val="24"/>
-          <w:szCs w:val="24"/>
-        </w:rPr>
-        <w:t xml:space="preserve"> — Starea inițială pe destinație</w:t>
+        <w:t>Test 9 — Starea inițială pe destinație</w:t>
       </w:r>
     </w:p>
     <w:p>
@@ -2732,7 +2728,7 @@
                     </pic:cNvPicPr>
                   </pic:nvPicPr>
                   <pic:blipFill>
-                    <a:blip r:embed="rId13"/>
+                    <a:blip r:embed="rId11"/>
                     <a:stretch>
                       <a:fillRect/>
                     </a:stretch>
@@ -2771,27 +2767,7 @@
           <w:sz w:val="24"/>
           <w:szCs w:val="24"/>
         </w:rPr>
-        <w:t xml:space="preserve">Test </w:t>
-      </w:r>
-      <w:r>
-        <w:rPr>
-          <w:rFonts w:eastAsia="Times New Roman" w:cs="Times New Roman" w:ascii="Times New Roman" w:hAnsi="Times New Roman"/>
-          <w:b/>
-          <w:bCs/>
-          <w:sz w:val="24"/>
-          <w:szCs w:val="24"/>
-        </w:rPr>
-        <w:t>10</w:t>
-      </w:r>
-      <w:r>
-        <w:rPr>
-          <w:rFonts w:eastAsia="Times New Roman" w:cs="Times New Roman" w:ascii="Times New Roman" w:hAnsi="Times New Roman"/>
-          <w:b/>
-          <w:bCs/>
-          <w:sz w:val="24"/>
-          <w:szCs w:val="24"/>
-        </w:rPr>
-        <w:t xml:space="preserve"> — Detectarea diferențelor</w:t>
+        <w:t>Test 10 — Detectarea diferențelor</w:t>
       </w:r>
     </w:p>
     <w:p>
@@ -3011,7 +2987,7 @@
                     </pic:cNvPicPr>
                   </pic:nvPicPr>
                   <pic:blipFill>
-                    <a:blip r:embed="rId14"/>
+                    <a:blip r:embed="rId12"/>
                     <a:stretch>
                       <a:fillRect/>
                     </a:stretch>
@@ -3050,27 +3026,7 @@
           <w:sz w:val="24"/>
           <w:szCs w:val="24"/>
         </w:rPr>
-        <w:t xml:space="preserve">Test </w:t>
-      </w:r>
-      <w:r>
-        <w:rPr>
-          <w:rFonts w:eastAsia="Times New Roman" w:cs="Times New Roman" w:ascii="Times New Roman" w:hAnsi="Times New Roman"/>
-          <w:b/>
-          <w:bCs/>
-          <w:sz w:val="24"/>
-          <w:szCs w:val="24"/>
-        </w:rPr>
-        <w:t>11</w:t>
-      </w:r>
-      <w:r>
-        <w:rPr>
-          <w:rFonts w:eastAsia="Times New Roman" w:cs="Times New Roman" w:ascii="Times New Roman" w:hAnsi="Times New Roman"/>
-          <w:b/>
-          <w:bCs/>
-          <w:sz w:val="24"/>
-          <w:szCs w:val="24"/>
-        </w:rPr>
-        <w:t xml:space="preserve"> — Aplicarea clonării</w:t>
+        <w:t>Test 11 — Aplicarea clonării</w:t>
       </w:r>
     </w:p>
     <w:p>
@@ -3187,7 +3143,7 @@
     </w:p>
     <w:p>
       <w:pPr>
-        <w:pStyle w:val="Normal"/>
+        <w:pStyle w:val="BodyText"/>
         <w:spacing w:beforeAutospacing="1" w:afterAutospacing="1"/>
         <w:rPr>
           <w:rFonts w:ascii="Times New Roman" w:hAnsi="Times New Roman" w:eastAsia="Times New Roman" w:cs="Times New Roman"/>
@@ -3203,47 +3159,29 @@
           <w:sz w:val="24"/>
           <w:szCs w:val="24"/>
         </w:rPr>
-        <w:t>Rezultat obținut:</w:t>
-      </w:r>
-      <w:r>
-        <w:rPr>
-          <w:rFonts w:eastAsia="Times New Roman" w:cs="Times New Roman" w:ascii="Times New Roman" w:hAnsi="Times New Roman"/>
-          <w:sz w:val="24"/>
-          <w:szCs w:val="24"/>
-        </w:rPr>
-        <w:t xml:space="preserve"> Aplicația execută operațiile în ordine: șterge user4 și grupul lui, creează grupul user3, clonează user3 (prin prelucrarea în bloc a fișierelor </w:t>
-      </w:r>
-      <w:r>
-        <w:rPr>
-          <w:rFonts w:eastAsia="Times New Roman" w:cs="Courier New" w:ascii="Courier New" w:hAnsi="Courier New"/>
-          <w:sz w:val="20"/>
-          <w:szCs w:val="20"/>
-        </w:rPr>
-        <w:t>/etc/passwd</w:t>
-      </w:r>
-      <w:r>
-        <w:rPr>
-          <w:rFonts w:eastAsia="Times New Roman" w:cs="Times New Roman" w:ascii="Times New Roman" w:hAnsi="Times New Roman"/>
-          <w:sz w:val="24"/>
-          <w:szCs w:val="24"/>
-        </w:rPr>
-        <w:t xml:space="preserve"> și </w:t>
-      </w:r>
-      <w:r>
-        <w:rPr>
-          <w:rFonts w:eastAsia="Times New Roman" w:cs="Courier New" w:ascii="Courier New" w:hAnsi="Courier New"/>
-          <w:sz w:val="20"/>
-          <w:szCs w:val="20"/>
-        </w:rPr>
-        <w:t>/etc/shadow</w:t>
-      </w:r>
-      <w:r>
-        <w:rPr>
-          <w:rFonts w:eastAsia="Times New Roman" w:cs="Times New Roman" w:ascii="Times New Roman" w:hAnsi="Times New Roman"/>
-          <w:sz w:val="24"/>
-          <w:szCs w:val="24"/>
-        </w:rPr>
-        <w:t>), transferă home-directory-ul și instalează pachetele cowsay și tree.. Se afișează mesajul final „Clonare finalizata”.</w:t>
+        <w:t xml:space="preserve">Rezultat obținut: </w:t>
+      </w:r>
+      <w:r>
+        <w:rPr>
+          <w:rFonts w:eastAsia="Times New Roman" w:cs="Times New Roman" w:ascii="Times New Roman" w:hAnsi="Times New Roman"/>
+          <w:sz w:val="24"/>
+          <w:szCs w:val="24"/>
+        </w:rPr>
+        <w:t>Aplicația execută operațiile în ordine: șterge user4 și grupul lui, creează grupul user3, clonează user3 (prin prelucrarea în bloc a fișierelor /etc/passwd și /etc/shadow), transferă home-directory-ul și instalează pachetele cowsay și tree. Se afișează mesajul final „Clonare finalizata”.</w:t>
+      </w:r>
+    </w:p>
+    <w:p>
+      <w:pPr>
+        <w:pStyle w:val="Normal"/>
+        <w:spacing w:beforeAutospacing="1" w:afterAutospacing="1"/>
+        <w:rPr>
+          <w:rFonts w:ascii="Times New Roman" w:hAnsi="Times New Roman" w:eastAsia="Times New Roman" w:cs="Times New Roman"/>
+          <w:sz w:val="24"/>
+          <w:szCs w:val="24"/>
+        </w:rPr>
+      </w:pPr>
+      <w:r>
+        <w:rPr/>
       </w:r>
     </w:p>
     <w:p>
@@ -3275,7 +3213,7 @@
                     </pic:cNvPicPr>
                   </pic:nvPicPr>
                   <pic:blipFill>
-                    <a:blip r:embed="rId15"/>
+                    <a:blip r:embed="rId13"/>
                     <a:stretch>
                       <a:fillRect/>
                     </a:stretch>
@@ -3314,27 +3252,7 @@
           <w:sz w:val="24"/>
           <w:szCs w:val="24"/>
         </w:rPr>
-        <w:t>Test 1</w:t>
-      </w:r>
-      <w:r>
-        <w:rPr>
-          <w:rFonts w:eastAsia="Times New Roman" w:cs="Times New Roman" w:ascii="Times New Roman" w:hAnsi="Times New Roman"/>
-          <w:b/>
-          <w:bCs/>
-          <w:sz w:val="24"/>
-          <w:szCs w:val="24"/>
-        </w:rPr>
-        <w:t>2</w:t>
-      </w:r>
-      <w:r>
-        <w:rPr>
-          <w:rFonts w:eastAsia="Times New Roman" w:cs="Times New Roman" w:ascii="Times New Roman" w:hAnsi="Times New Roman"/>
-          <w:b/>
-          <w:bCs/>
-          <w:sz w:val="24"/>
-          <w:szCs w:val="24"/>
-        </w:rPr>
-        <w:t xml:space="preserve"> — Verificarea rezultatului pe destinație</w:t>
+        <w:t>Test 12 — Verificarea rezultatului pe destinație</w:t>
       </w:r>
     </w:p>
     <w:p>
@@ -3363,7 +3281,55 @@
           <w:sz w:val="24"/>
           <w:szCs w:val="24"/>
         </w:rPr>
-        <w:t xml:space="preserve"> Verificarea faptului că, după clonare, sistemul destinație conține exact aceleași elemente ca sursa: utilizatorul clonat, ștergerea utilizatorului în plus, grupul corect, home-directory-ul transferat și pachetul instalat.</w:t>
+        <w:t xml:space="preserve"> Verificarea faptului că, după clonare, sistemul destinație conține exact aceleași elemente ca sursa: utilizatorul clonat, ștergerea utilizatorului în plus, grupul corect, home-directory-ul transferat și pachet</w:t>
+      </w:r>
+      <w:r>
+        <w:rPr>
+          <w:rFonts w:eastAsia="Times New Roman" w:cs="Times New Roman" w:ascii="Times New Roman" w:hAnsi="Times New Roman"/>
+          <w:sz w:val="24"/>
+          <w:szCs w:val="24"/>
+        </w:rPr>
+        <w:t>e</w:t>
+      </w:r>
+      <w:r>
+        <w:rPr>
+          <w:rFonts w:eastAsia="Times New Roman" w:cs="Times New Roman" w:ascii="Times New Roman" w:hAnsi="Times New Roman"/>
+          <w:sz w:val="24"/>
+          <w:szCs w:val="24"/>
+        </w:rPr>
+        <w:t>l</w:t>
+      </w:r>
+      <w:r>
+        <w:rPr>
+          <w:rFonts w:eastAsia="Times New Roman" w:cs="Times New Roman" w:ascii="Times New Roman" w:hAnsi="Times New Roman"/>
+          <w:sz w:val="24"/>
+          <w:szCs w:val="24"/>
+        </w:rPr>
+        <w:t>e</w:t>
+      </w:r>
+      <w:r>
+        <w:rPr>
+          <w:rFonts w:eastAsia="Times New Roman" w:cs="Times New Roman" w:ascii="Times New Roman" w:hAnsi="Times New Roman"/>
+          <w:sz w:val="24"/>
+          <w:szCs w:val="24"/>
+        </w:rPr>
+        <w:t xml:space="preserve"> instalat</w:t>
+      </w:r>
+      <w:r>
+        <w:rPr>
+          <w:rFonts w:eastAsia="Times New Roman" w:cs="Times New Roman" w:ascii="Times New Roman" w:hAnsi="Times New Roman"/>
+          <w:sz w:val="24"/>
+          <w:szCs w:val="24"/>
+        </w:rPr>
+        <w:t>e</w:t>
+      </w:r>
+      <w:r>
+        <w:rPr>
+          <w:rFonts w:eastAsia="Times New Roman" w:cs="Times New Roman" w:ascii="Times New Roman" w:hAnsi="Times New Roman"/>
+          <w:sz w:val="24"/>
+          <w:szCs w:val="24"/>
+        </w:rPr>
+        <w:t>.</w:t>
       </w:r>
     </w:p>
     <w:p>
@@ -3545,106 +3511,83 @@
           <w:ilvl w:val="0"/>
           <w:numId w:val="10"/>
         </w:numPr>
-        <w:spacing w:before="0" w:afterAutospacing="1"/>
-        <w:rPr>
-          <w:rFonts w:ascii="Times New Roman" w:hAnsi="Times New Roman" w:eastAsia="Times New Roman" w:cs="Times New Roman"/>
-          <w:sz w:val="24"/>
-          <w:szCs w:val="24"/>
-        </w:rPr>
-      </w:pPr>
-      <w:r>
-        <w:rPr>
-          <w:rFonts w:eastAsia="Times New Roman" w:cs="Times New Roman" w:ascii="Times New Roman" w:hAnsi="Times New Roman"/>
-          <w:sz w:val="24"/>
-          <w:szCs w:val="24"/>
-        </w:rPr>
-        <w:t>Se verifică pachetul instalat cu comanda:</w:t>
+        <w:spacing w:before="0" w:after="0"/>
+        <w:rPr>
+          <w:rFonts w:ascii="Times New Roman" w:hAnsi="Times New Roman" w:eastAsia="Times New Roman" w:cs="Times New Roman"/>
+          <w:sz w:val="24"/>
+          <w:szCs w:val="24"/>
+        </w:rPr>
+      </w:pPr>
+      <w:r>
+        <w:rPr>
+          <w:rStyle w:val="SourceText"/>
+          <w:rFonts w:ascii="var font-mono" w:hAnsi="var font-mono"/>
+          <w:color w:val="000000"/>
+          <w:sz w:val="24"/>
+          <w:szCs w:val="24"/>
+          <w:shd w:fill="auto" w:val="clear"/>
+        </w:rPr>
+        <w:t xml:space="preserve"> </w:t>
+      </w:r>
+      <w:r>
+        <w:rPr>
+          <w:rStyle w:val="SourceText"/>
+          <w:rFonts w:ascii="var font-mono" w:hAnsi="var font-mono"/>
+          <w:color w:val="000000"/>
+          <w:sz w:val="24"/>
+          <w:szCs w:val="24"/>
+          <w:shd w:fill="auto" w:val="clear"/>
+        </w:rPr>
+        <w:t>Se verifică pachetele instalate cu comenzile:</w:t>
+      </w:r>
+    </w:p>
+    <w:p>
+      <w:pPr>
+        <w:pStyle w:val="BodyText"/>
+        <w:bidi w:val="0"/>
+        <w:ind w:hanging="0" w:left="0" w:right="0"/>
+        <w:rPr>
+          <w:rFonts w:ascii="Courier new" w:hAnsi="Courier new"/>
+          <w:sz w:val="22"/>
+          <w:szCs w:val="22"/>
+        </w:rPr>
+      </w:pPr>
+      <w:r>
+        <w:rPr>
+          <w:rFonts w:ascii="Courier new" w:hAnsi="Courier new"/>
+          <w:sz w:val="22"/>
+          <w:szCs w:val="22"/>
+        </w:rPr>
+        <w:t xml:space="preserve">      </w:t>
+      </w:r>
+      <w:r>
+        <w:rPr>
+          <w:rFonts w:ascii="Courier new" w:hAnsi="Courier new"/>
+          <w:sz w:val="22"/>
+          <w:szCs w:val="22"/>
+        </w:rPr>
+        <w:t>which cowsay</w:t>
         <w:br/>
-      </w:r>
-      <w:r>
-        <w:rPr>
-          <w:rFonts w:eastAsia="Times New Roman" w:cs="Courier New" w:ascii="Courier New" w:hAnsi="Courier New"/>
-          <w:sz w:val="20"/>
-          <w:szCs w:val="20"/>
-        </w:rPr>
-        <w:t>which cowsay</w:t>
-      </w:r>
-    </w:p>
-    <w:p>
-      <w:pPr>
-        <w:pStyle w:val="Normal"/>
-        <w:spacing w:beforeAutospacing="1" w:afterAutospacing="1"/>
-        <w:rPr>
-          <w:rFonts w:ascii="Times New Roman" w:hAnsi="Times New Roman" w:eastAsia="Times New Roman" w:cs="Times New Roman"/>
-          <w:sz w:val="24"/>
-          <w:szCs w:val="24"/>
-        </w:rPr>
-      </w:pPr>
-      <w:r>
-        <w:rPr>
-          <w:rFonts w:eastAsia="Times New Roman" w:cs="Times New Roman" w:ascii="Times New Roman" w:hAnsi="Times New Roman"/>
-          <w:b/>
-          <w:bCs/>
-          <w:sz w:val="24"/>
-          <w:szCs w:val="24"/>
+        <w:t xml:space="preserve">      which tree</w:t>
+      </w:r>
+    </w:p>
+    <w:p>
+      <w:pPr>
+        <w:pStyle w:val="BodyText"/>
+        <w:bidi w:val="0"/>
+        <w:ind w:hanging="0" w:left="0" w:right="0"/>
+        <w:rPr/>
+      </w:pPr>
+      <w:r>
+        <w:rPr>
+          <w:b/>
+          <w:bCs/>
         </w:rPr>
         <w:t>Rezultat obținut:</w:t>
       </w:r>
       <w:r>
-        <w:rPr>
-          <w:rFonts w:eastAsia="Times New Roman" w:cs="Times New Roman" w:ascii="Times New Roman" w:hAnsi="Times New Roman"/>
-          <w:sz w:val="24"/>
-          <w:szCs w:val="24"/>
-        </w:rPr>
-        <w:t xml:space="preserve"> Utilizatorul user3 există cu </w:t>
-      </w:r>
-      <w:r>
-        <w:rPr>
-          <w:rFonts w:eastAsia="Times New Roman" w:cs="Courier New" w:ascii="Courier New" w:hAnsi="Courier New"/>
-          <w:sz w:val="20"/>
-          <w:szCs w:val="20"/>
-        </w:rPr>
-        <w:t>uid=1001</w:t>
-      </w:r>
-      <w:r>
-        <w:rPr>
-          <w:rFonts w:eastAsia="Times New Roman" w:cs="Times New Roman" w:ascii="Times New Roman" w:hAnsi="Times New Roman"/>
-          <w:sz w:val="24"/>
-          <w:szCs w:val="24"/>
-        </w:rPr>
-        <w:t xml:space="preserve"> și </w:t>
-      </w:r>
-      <w:r>
-        <w:rPr>
-          <w:rFonts w:eastAsia="Times New Roman" w:cs="Courier New" w:ascii="Courier New" w:hAnsi="Courier New"/>
-          <w:sz w:val="20"/>
-          <w:szCs w:val="20"/>
-        </w:rPr>
-        <w:t>gid=1001(user3)</w:t>
-      </w:r>
-      <w:r>
-        <w:rPr>
-          <w:rFonts w:eastAsia="Times New Roman" w:cs="Times New Roman" w:ascii="Times New Roman" w:hAnsi="Times New Roman"/>
-          <w:sz w:val="24"/>
-          <w:szCs w:val="24"/>
-        </w:rPr>
-        <w:t>; utilizatorul user4 nu mai există; grupul user3 există; home-directory-ul conține fișierele transferate (.bash_logout, .bashrc, .config, .gtkrc-2.0, .gtkrc-xfce, .local, .profile), cu proprietarul user3; pachetul cowsay este instalat (</w:t>
-      </w:r>
-      <w:r>
-        <w:rPr>
-          <w:rFonts w:eastAsia="Times New Roman" w:cs="Courier New" w:ascii="Courier New" w:hAnsi="Courier New"/>
-          <w:sz w:val="20"/>
-          <w:szCs w:val="20"/>
-        </w:rPr>
-        <w:t>/usr/games/cowsay</w:t>
-      </w:r>
-      <w:r>
-        <w:rPr>
-          <w:rFonts w:eastAsia="Times New Roman" w:cs="Times New Roman" w:ascii="Times New Roman" w:hAnsi="Times New Roman"/>
-          <w:sz w:val="24"/>
-          <w:szCs w:val="24"/>
-        </w:rPr>
-        <w:t>). Destinația este identică cu sursa.</w:t>
+        <w:rPr/>
+        <w:t xml:space="preserve"> Utilizatorul user3 există cu uid=1001 și gid=1001(user3); utilizatorul user4 nu mai există; grupul user3 există; home-directory-ul conține fișierele transferate (.bash_logout, .bashrc, .config, .gtkrc-2.0, .gtkrc-xfce, .local, .profile, test.py), cu proprietarul user3; pachetele cowsay și tree sunt instalate (/usr/games/cowsay, /usr/bin/tree). Destinația este identică cu sursa.</w:t>
       </w:r>
     </w:p>
     <w:p>
@@ -3677,7 +3620,7 @@
                     </pic:cNvPicPr>
                   </pic:nvPicPr>
                   <pic:blipFill>
-                    <a:blip r:embed="rId16"/>
+                    <a:blip r:embed="rId14"/>
                     <a:stretch>
                       <a:fillRect/>
                     </a:stretch>
@@ -3716,27 +3659,7 @@
           <w:sz w:val="24"/>
           <w:szCs w:val="24"/>
         </w:rPr>
-        <w:t>Test 1</w:t>
-      </w:r>
-      <w:r>
-        <w:rPr>
-          <w:rFonts w:eastAsia="Times New Roman" w:cs="Times New Roman" w:ascii="Times New Roman" w:hAnsi="Times New Roman"/>
-          <w:b/>
-          <w:bCs/>
-          <w:sz w:val="24"/>
-          <w:szCs w:val="24"/>
-        </w:rPr>
-        <w:t>3</w:t>
-      </w:r>
-      <w:r>
-        <w:rPr>
-          <w:rFonts w:eastAsia="Times New Roman" w:cs="Times New Roman" w:ascii="Times New Roman" w:hAnsi="Times New Roman"/>
-          <w:b/>
-          <w:bCs/>
-          <w:sz w:val="24"/>
-          <w:szCs w:val="24"/>
-        </w:rPr>
-        <w:t xml:space="preserve"> — Autentificarea utilizatorului clonat</w:t>
+        <w:t>Test 13 — Autentificarea utilizatorului clonat</w:t>
       </w:r>
     </w:p>
     <w:p>
@@ -4038,7 +3961,7 @@
                     </pic:cNvPicPr>
                   </pic:nvPicPr>
                   <pic:blipFill>
-                    <a:blip r:embed="rId17"/>
+                    <a:blip r:embed="rId15"/>
                     <a:stretch>
                       <a:fillRect/>
                     </a:stretch>
@@ -4211,17 +4134,7 @@
       </w:r>
       <w:r>
         <w:rPr/>
-        <w:t xml:space="preserve"> Înainte de clonare, comanda </w:t>
-      </w:r>
-      <w:r>
-        <w:rPr>
-          <w:rStyle w:val="SourceText"/>
-        </w:rPr>
-        <w:t>which tree</w:t>
-      </w:r>
-      <w:r>
-        <w:rPr/>
-        <w:t xml:space="preserve"> nu returnează nimic pe destinație, pachetul fiind absent. Aplicația detectează pachetele cowsay și tree ca lipsind pe destinație și le instalează prin apt.</w:t>
+        <w:t xml:space="preserve"> Înainte de clonare, comanda which tree nu returnează nimic pe destinație, pachetul fiind absent. Aplicația detectează pachetele cowsay și tree ca lipsind pe destinație și le instalează prin apt. După clonare, comanda which tree returnează calea /usr/bin/tree, confirmând instalarea.</w:t>
       </w:r>
     </w:p>
     <w:p>
@@ -4297,7 +4210,7 @@
         <w:rPr/>
         <w:t>Pe sistemul sursă, se creează un fișier de test în home-directory-ul lui user3 cu comanda:</w:t>
         <w:br/>
-        <w:t xml:space="preserve">sudo -u user3 bash -c 'echo "print("cod de test")" &gt; /home/user3/test.py' </w:t>
+        <w:t>sudo -u user3 bash -c 'echo "print("cod de test")" &gt; /home/user3/test.py'</w:t>
       </w:r>
     </w:p>
     <w:p>
@@ -4420,7 +4333,11 @@
         </w:rPr>
       </w:pPr>
       <w:r>
-        <w:rPr/>
+        <w:rPr>
+          <w:rFonts w:eastAsia="Times New Roman" w:cs="Times New Roman" w:ascii="Times New Roman" w:hAnsi="Times New Roman"/>
+          <w:sz w:val="24"/>
+          <w:szCs w:val="24"/>
+        </w:rPr>
       </w:r>
     </w:p>
     <w:sectPr>
@@ -6550,6 +6467,7 @@
     <w:rsid w:val="00ef6e8d"/>
     <w:pPr>
       <w:widowControl/>
+      <w:suppressAutoHyphens w:val="true"/>
       <w:bidi w:val="0"/>
       <w:spacing w:before="0" w:after="0"/>
       <w:jc w:val="left"/>
@@ -6569,6 +6487,7 @@
     <w:qFormat/>
     <w:pPr>
       <w:widowControl/>
+      <w:suppressAutoHyphens w:val="true"/>
       <w:bidi w:val="0"/>
       <w:spacing w:before="0" w:after="0"/>
       <w:jc w:val="left"/>
@@ -6590,6 +6509,7 @@
     <w:qFormat/>
     <w:pPr>
       <w:widowControl/>
+      <w:suppressAutoHyphens w:val="true"/>
       <w:bidi w:val="0"/>
       <w:spacing w:before="0" w:after="0"/>
       <w:jc w:val="left"/>
@@ -6612,6 +6532,7 @@
     <w:qFormat/>
     <w:pPr>
       <w:widowControl/>
+      <w:suppressAutoHyphens w:val="true"/>
       <w:bidi w:val="0"/>
       <w:spacing w:before="0" w:after="0"/>
       <w:jc w:val="left"/>
@@ -6634,6 +6555,7 @@
     <w:qFormat/>
     <w:pPr>
       <w:widowControl/>
+      <w:suppressAutoHyphens w:val="true"/>
       <w:bidi w:val="0"/>
       <w:spacing w:before="0" w:after="0"/>
       <w:jc w:val="left"/>
@@ -6658,6 +6580,7 @@
     <w:qFormat/>
     <w:pPr>
       <w:widowControl/>
+      <w:suppressAutoHyphens w:val="true"/>
       <w:bidi w:val="0"/>
       <w:spacing w:before="0" w:after="0"/>
       <w:jc w:val="left"/>
@@ -6680,6 +6603,7 @@
     <w:qFormat/>
     <w:pPr>
       <w:widowControl/>
+      <w:suppressAutoHyphens w:val="true"/>
       <w:bidi w:val="0"/>
       <w:spacing w:before="0" w:after="0"/>
       <w:jc w:val="left"/>
@@ -6875,6 +6799,7 @@
     <w:qFormat/>
     <w:pPr>
       <w:widowControl/>
+      <w:suppressAutoHyphens w:val="true"/>
       <w:bidi w:val="0"/>
       <w:spacing w:before="0" w:after="0"/>
       <w:jc w:val="left"/>
@@ -6893,6 +6818,7 @@
     <w:qFormat/>
     <w:pPr>
       <w:widowControl/>
+      <w:suppressAutoHyphens w:val="true"/>
       <w:bidi w:val="0"/>
       <w:spacing w:before="0" w:after="0"/>
       <w:jc w:val="left"/>
@@ -6913,6 +6839,7 @@
     <w:qFormat/>
     <w:pPr>
       <w:widowControl/>
+      <w:suppressAutoHyphens w:val="true"/>
       <w:bidi w:val="0"/>
       <w:spacing w:before="0" w:after="0"/>
       <w:jc w:val="left"/>
@@ -6934,6 +6861,7 @@
     <w:unhideWhenUsed/>
     <w:pPr>
       <w:widowControl/>
+      <w:suppressAutoHyphens w:val="true"/>
       <w:bidi w:val="0"/>
       <w:spacing w:before="0" w:after="0"/>
       <w:jc w:val="left"/>
@@ -6955,6 +6883,7 @@
     <w:unhideWhenUsed/>
     <w:pPr>
       <w:widowControl/>
+      <w:suppressAutoHyphens w:val="true"/>
       <w:bidi w:val="0"/>
       <w:spacing w:before="0" w:after="0"/>
       <w:jc w:val="left"/>
@@ -6991,6 +6920,19 @@
       <w:ind w:hanging="0" w:left="567" w:right="567"/>
     </w:pPr>
     <w:rPr/>
+  </w:style>
+  <w:style w:type="paragraph" w:styleId="PreformattedText">
+    <w:name w:val="Preformatted Text"/>
+    <w:basedOn w:val="Normal"/>
+    <w:qFormat/>
+    <w:pPr>
+      <w:spacing w:before="0" w:after="0"/>
+    </w:pPr>
+    <w:rPr>
+      <w:rFonts w:ascii="Liberation Mono" w:hAnsi="Liberation Mono" w:eastAsia="Liberation Mono" w:cs="Liberation Mono"/>
+      <w:sz w:val="20"/>
+      <w:szCs w:val="20"/>
+    </w:rPr>
   </w:style>
   <w:style w:type="numbering" w:styleId="NoList" w:default="1">
     <w:name w:val="No List"/>

--- a/Cerinte+Testare/Testare.docx
+++ b/Cerinte+Testare/Testare.docx
@@ -1661,7 +1661,7 @@
       <w:r>
         <w:rPr/>
         <w:drawing>
-          <wp:anchor behindDoc="0" distT="0" distB="0" distL="0" distR="0" simplePos="0" locked="0" layoutInCell="0" allowOverlap="1" relativeHeight="12">
+          <wp:anchor behindDoc="0" distT="0" distB="0" distL="0" distR="0" simplePos="0" locked="0" layoutInCell="0" allowOverlap="1" relativeHeight="11">
             <wp:simplePos x="0" y="0"/>
             <wp:positionH relativeFrom="column">
               <wp:align>center</wp:align>
@@ -1724,7 +1724,7 @@
           <w:szCs w:val="24"/>
         </w:rPr>
         <w:drawing>
-          <wp:anchor behindDoc="0" distT="0" distB="0" distL="0" distR="0" simplePos="0" locked="0" layoutInCell="0" allowOverlap="1" relativeHeight="13">
+          <wp:anchor behindDoc="0" distT="0" distB="0" distL="0" distR="0" simplePos="0" locked="0" layoutInCell="0" allowOverlap="1" relativeHeight="12">
             <wp:simplePos x="0" y="0"/>
             <wp:positionH relativeFrom="column">
               <wp:align>center</wp:align>
@@ -1960,7 +1960,7 @@
           <w:szCs w:val="24"/>
         </w:rPr>
         <w:drawing>
-          <wp:anchor behindDoc="0" distT="0" distB="0" distL="0" distR="0" simplePos="0" locked="0" layoutInCell="0" allowOverlap="1" relativeHeight="14">
+          <wp:anchor behindDoc="0" distT="0" distB="0" distL="0" distR="0" simplePos="0" locked="0" layoutInCell="0" allowOverlap="1" relativeHeight="13">
             <wp:simplePos x="0" y="0"/>
             <wp:positionH relativeFrom="column">
               <wp:align>center</wp:align>
@@ -2209,13 +2209,9 @@
         </w:rPr>
       </w:pPr>
       <w:r>
-        <w:rPr>
-          <w:rFonts w:eastAsia="Times New Roman" w:cs="Times New Roman" w:ascii="Times New Roman" w:hAnsi="Times New Roman"/>
-          <w:sz w:val="24"/>
-          <w:szCs w:val="24"/>
-        </w:rPr>
+        <w:rPr/>
         <w:drawing>
-          <wp:anchor behindDoc="0" distT="0" distB="0" distL="0" distR="0" simplePos="0" locked="0" layoutInCell="0" allowOverlap="1" relativeHeight="15">
+          <wp:anchor behindDoc="0" distT="0" distB="0" distL="0" distR="0" simplePos="0" locked="0" layoutInCell="0" allowOverlap="1" relativeHeight="14">
             <wp:simplePos x="0" y="0"/>
             <wp:positionH relativeFrom="column">
               <wp:align>center</wp:align>
@@ -2263,160 +2259,150 @@
     </w:p>
     <w:p>
       <w:pPr>
-        <w:pStyle w:val="Normal"/>
-        <w:spacing w:beforeAutospacing="1" w:afterAutospacing="1"/>
-        <w:rPr>
-          <w:rFonts w:ascii="Times New Roman" w:hAnsi="Times New Roman" w:eastAsia="Times New Roman" w:cs="Times New Roman"/>
-          <w:sz w:val="24"/>
-          <w:szCs w:val="24"/>
-        </w:rPr>
-      </w:pPr>
-      <w:r>
-        <w:rPr>
-          <w:rFonts w:eastAsia="Times New Roman" w:cs="Times New Roman" w:ascii="Times New Roman" w:hAnsi="Times New Roman"/>
-          <w:b/>
-          <w:bCs/>
-          <w:sz w:val="24"/>
-          <w:szCs w:val="24"/>
+        <w:pStyle w:val="BodyText"/>
+        <w:bidi w:val="0"/>
+        <w:ind w:hanging="0" w:left="0" w:right="0"/>
+        <w:rPr/>
+      </w:pPr>
+      <w:r>
+        <w:rPr>
+          <w:rStyle w:val="Strong"/>
         </w:rPr>
         <w:t>Test 8 — Starea inițială pe sursă</w:t>
       </w:r>
-    </w:p>
-    <w:p>
-      <w:pPr>
-        <w:pStyle w:val="Normal"/>
-        <w:spacing w:beforeAutospacing="1" w:afterAutospacing="1"/>
-        <w:rPr>
-          <w:rFonts w:ascii="Times New Roman" w:hAnsi="Times New Roman" w:eastAsia="Times New Roman" w:cs="Times New Roman"/>
-          <w:sz w:val="24"/>
-          <w:szCs w:val="24"/>
-        </w:rPr>
-      </w:pPr>
-      <w:r>
-        <w:rPr>
-          <w:rFonts w:eastAsia="Times New Roman" w:cs="Times New Roman" w:ascii="Times New Roman" w:hAnsi="Times New Roman"/>
-          <w:b/>
-          <w:bCs/>
-          <w:sz w:val="24"/>
-          <w:szCs w:val="24"/>
+      <w:r>
+        <w:rPr/>
+        <w:br/>
+      </w:r>
+    </w:p>
+    <w:p>
+      <w:pPr>
+        <w:pStyle w:val="BodyText"/>
+        <w:bidi w:val="0"/>
+        <w:ind w:hanging="0" w:left="0" w:right="0"/>
+        <w:rPr/>
+      </w:pPr>
+      <w:r>
+        <w:rPr>
+          <w:b/>
+          <w:bCs/>
         </w:rPr>
         <w:t>Scop:</w:t>
       </w:r>
       <w:r>
-        <w:rPr>
-          <w:rFonts w:eastAsia="Times New Roman" w:cs="Times New Roman" w:ascii="Times New Roman" w:hAnsi="Times New Roman"/>
-          <w:sz w:val="24"/>
-          <w:szCs w:val="24"/>
-        </w:rPr>
+        <w:rPr/>
         <w:t xml:space="preserve"> Verificarea stării sistemului sursă înainte de clonare, pentru a stabili ce elemente vor fi clonate.</w:t>
-      </w:r>
-    </w:p>
-    <w:p>
-      <w:pPr>
-        <w:pStyle w:val="Normal"/>
-        <w:spacing w:beforeAutospacing="1" w:afterAutospacing="1"/>
-        <w:rPr>
-          <w:rFonts w:ascii="Times New Roman" w:hAnsi="Times New Roman" w:eastAsia="Times New Roman" w:cs="Times New Roman"/>
-          <w:sz w:val="24"/>
-          <w:szCs w:val="24"/>
-        </w:rPr>
-      </w:pPr>
-      <w:r>
-        <w:rPr>
-          <w:rFonts w:eastAsia="Times New Roman" w:cs="Times New Roman" w:ascii="Times New Roman" w:hAnsi="Times New Roman"/>
-          <w:b/>
-          <w:bCs/>
-          <w:sz w:val="24"/>
-          <w:szCs w:val="24"/>
+        <w:br/>
+      </w:r>
+      <w:r>
+        <w:rPr>
+          <w:b/>
+          <w:bCs/>
         </w:rPr>
         <w:t>Pași:</w:t>
       </w:r>
     </w:p>
     <w:p>
       <w:pPr>
-        <w:pStyle w:val="Normal"/>
+        <w:pStyle w:val="BodyText"/>
         <w:numPr>
           <w:ilvl w:val="0"/>
-          <w:numId w:val="6"/>
+          <w:numId w:val="12"/>
         </w:numPr>
-        <w:spacing w:beforeAutospacing="1" w:after="0"/>
-        <w:rPr>
-          <w:rFonts w:ascii="Times New Roman" w:hAnsi="Times New Roman" w:eastAsia="Times New Roman" w:cs="Times New Roman"/>
-          <w:sz w:val="24"/>
-          <w:szCs w:val="24"/>
-        </w:rPr>
-      </w:pPr>
-      <w:r>
-        <w:rPr>
-          <w:rFonts w:eastAsia="Times New Roman" w:cs="Times New Roman" w:ascii="Times New Roman" w:hAnsi="Times New Roman"/>
-          <w:sz w:val="24"/>
-          <w:szCs w:val="24"/>
-        </w:rPr>
-        <w:t>Pe sistemul sursă, se deschide un terminal.</w:t>
-      </w:r>
-    </w:p>
-    <w:p>
-      <w:pPr>
-        <w:pStyle w:val="Normal"/>
+        <w:tabs>
+          <w:tab w:val="clear" w:pos="708"/>
+          <w:tab w:val="left" w:pos="0" w:leader="none"/>
+        </w:tabs>
+        <w:bidi w:val="0"/>
+        <w:spacing w:before="0" w:after="0"/>
+        <w:ind w:hanging="283" w:left="709" w:right="0"/>
+        <w:rPr/>
+      </w:pPr>
+      <w:r>
+        <w:rPr/>
+        <w:t xml:space="preserve">Pe sistemul sursă, se deschide un terminal. </w:t>
+      </w:r>
+    </w:p>
+    <w:p>
+      <w:pPr>
+        <w:pStyle w:val="BodyText"/>
         <w:numPr>
           <w:ilvl w:val="0"/>
-          <w:numId w:val="6"/>
+          <w:numId w:val="12"/>
         </w:numPr>
+        <w:tabs>
+          <w:tab w:val="clear" w:pos="708"/>
+          <w:tab w:val="left" w:pos="0" w:leader="none"/>
+        </w:tabs>
+        <w:bidi w:val="0"/>
         <w:spacing w:before="0" w:after="0"/>
-        <w:rPr>
-          <w:rFonts w:ascii="Times New Roman" w:hAnsi="Times New Roman" w:eastAsia="Times New Roman" w:cs="Times New Roman"/>
-          <w:sz w:val="24"/>
-          <w:szCs w:val="24"/>
-        </w:rPr>
-      </w:pPr>
-      <w:r>
-        <w:rPr>
-          <w:rFonts w:eastAsia="Times New Roman" w:cs="Times New Roman" w:ascii="Times New Roman" w:hAnsi="Times New Roman"/>
-          <w:sz w:val="24"/>
-          <w:szCs w:val="24"/>
-        </w:rPr>
+        <w:ind w:hanging="283" w:left="709"/>
+        <w:rPr/>
+      </w:pPr>
+      <w:r>
+        <w:rPr/>
         <w:t>Se verifică existența utilizatorului de test cu comanda:</w:t>
         <w:br/>
-      </w:r>
-      <w:r>
-        <w:rPr>
-          <w:rFonts w:eastAsia="Times New Roman" w:cs="Courier New" w:ascii="Courier New" w:hAnsi="Courier New"/>
-          <w:sz w:val="20"/>
-          <w:szCs w:val="20"/>
-        </w:rPr>
-        <w:t>id user3</w:t>
-      </w:r>
-    </w:p>
-    <w:p>
-      <w:pPr>
-        <w:pStyle w:val="Normal"/>
+        <w:t xml:space="preserve">id user3 </w:t>
+      </w:r>
+    </w:p>
+    <w:p>
+      <w:pPr>
+        <w:pStyle w:val="BodyText"/>
         <w:numPr>
           <w:ilvl w:val="0"/>
-          <w:numId w:val="6"/>
+          <w:numId w:val="12"/>
         </w:numPr>
-        <w:spacing w:before="0" w:afterAutospacing="1"/>
-        <w:rPr>
-          <w:rFonts w:ascii="Times New Roman" w:hAnsi="Times New Roman" w:eastAsia="Times New Roman" w:cs="Times New Roman"/>
-          <w:sz w:val="24"/>
-          <w:szCs w:val="24"/>
-        </w:rPr>
-      </w:pPr>
-      <w:r>
-        <w:rPr>
-          <w:rFonts w:eastAsia="Times New Roman" w:cs="Times New Roman" w:ascii="Times New Roman" w:hAnsi="Times New Roman"/>
-          <w:sz w:val="24"/>
-          <w:szCs w:val="24"/>
-        </w:rPr>
-        <w:t>Se verifică existența pachetului de test cu comanda:</w:t>
+        <w:tabs>
+          <w:tab w:val="clear" w:pos="708"/>
+          <w:tab w:val="left" w:pos="0" w:leader="none"/>
+        </w:tabs>
+        <w:bidi w:val="0"/>
+        <w:spacing w:before="0" w:after="0"/>
+        <w:ind w:hanging="283" w:left="709"/>
+        <w:rPr/>
+      </w:pPr>
+      <w:r>
+        <w:rPr/>
+        <w:t>Se verifică existența pachetelor de test cu comenzile:</w:t>
         <w:br/>
-      </w:r>
-      <w:r>
-        <w:rPr>
-          <w:rFonts w:eastAsia="Times New Roman" w:cs="Courier New" w:ascii="Courier New" w:hAnsi="Courier New"/>
-          <w:sz w:val="20"/>
-          <w:szCs w:val="20"/>
-        </w:rPr>
         <w:t>which cowsay</w:t>
+        <w:br/>
+        <w:t xml:space="preserve">which tree </w:t>
+      </w:r>
+    </w:p>
+    <w:p>
+      <w:pPr>
+        <w:pStyle w:val="BodyText"/>
+        <w:numPr>
+          <w:ilvl w:val="0"/>
+          <w:numId w:val="12"/>
+        </w:numPr>
+        <w:tabs>
+          <w:tab w:val="clear" w:pos="708"/>
+          <w:tab w:val="left" w:pos="0" w:leader="none"/>
+        </w:tabs>
+        <w:bidi w:val="0"/>
+        <w:ind w:hanging="283" w:left="709"/>
+        <w:rPr/>
+      </w:pPr>
+      <w:r>
+        <w:rPr/>
+        <w:t>Se verifică existența fișierului de test cu comanda:</w:t>
+        <w:br/>
+        <w:t xml:space="preserve">sudo ls /home/user3/test.py </w:t>
+      </w:r>
+    </w:p>
+    <w:p>
+      <w:pPr>
+        <w:pStyle w:val="BodyText"/>
+        <w:bidi w:val="0"/>
+        <w:ind w:hanging="0" w:left="0" w:right="0"/>
+        <w:rPr/>
+      </w:pPr>
+      <w:r>
+        <w:rPr/>
+        <w:t>Rezultat obținut: Utilizatorul user3 există (uid=1001, gid=1001(user3)); pachetele cowsay și tree sunt instalate (/usr/games/cowsay, /usr/bin/tree); fișierul test.py există în home-directory-ul lui user3. Acestea sunt elementele prezente pe sursă care vor fi clonate pe destinație.</w:t>
       </w:r>
     </w:p>
     <w:p>
@@ -2430,55 +2416,20 @@
         </w:rPr>
       </w:pPr>
       <w:r>
-        <w:rPr>
-          <w:rFonts w:eastAsia="Times New Roman" w:cs="Times New Roman" w:ascii="Times New Roman" w:hAnsi="Times New Roman"/>
-          <w:b/>
-          <w:bCs/>
-          <w:sz w:val="24"/>
-          <w:szCs w:val="24"/>
-        </w:rPr>
-        <w:t>Rezultat obținut:</w:t>
-      </w:r>
-      <w:r>
-        <w:rPr>
-          <w:rFonts w:eastAsia="Times New Roman" w:cs="Times New Roman" w:ascii="Times New Roman" w:hAnsi="Times New Roman"/>
-          <w:sz w:val="24"/>
-          <w:szCs w:val="24"/>
-        </w:rPr>
-        <w:t xml:space="preserve"> Utilizatorul user3 există (uid=1001, gid=1001(user3)); pachetul cowsay este instalat (</w:t>
-      </w:r>
-      <w:r>
-        <w:rPr>
-          <w:rFonts w:eastAsia="Times New Roman" w:cs="Courier New" w:ascii="Courier New" w:hAnsi="Courier New"/>
-          <w:sz w:val="20"/>
-          <w:szCs w:val="20"/>
-        </w:rPr>
-        <w:t>/usr/games/cowsay</w:t>
-      </w:r>
-      <w:r>
-        <w:rPr>
-          <w:rFonts w:eastAsia="Times New Roman" w:cs="Times New Roman" w:ascii="Times New Roman" w:hAnsi="Times New Roman"/>
-          <w:sz w:val="24"/>
-          <w:szCs w:val="24"/>
-        </w:rPr>
-        <w:t>). Acestea sunt elementele prezente pe sursă care vor fi clonate pe destinație.</w:t>
-      </w:r>
-    </w:p>
-    <w:p>
-      <w:pPr>
-        <w:pStyle w:val="font-claude-response-body"/>
-        <w:spacing w:beforeAutospacing="0" w:before="0" w:afterAutospacing="0" w:after="120"/>
-        <w:rPr>
-          <w:rStyle w:val="Strong"/>
-        </w:rPr>
-      </w:pPr>
-      <w:r>
         <w:rPr/>
         <w:drawing>
-          <wp:inline distT="0" distB="0" distL="0" distR="0">
-            <wp:extent cx="5248910" cy="685800"/>
+          <wp:anchor behindDoc="0" distT="0" distB="0" distL="0" distR="0" simplePos="0" locked="0" layoutInCell="0" allowOverlap="1" relativeHeight="15">
+            <wp:simplePos x="0" y="0"/>
+            <wp:positionH relativeFrom="column">
+              <wp:align>center</wp:align>
+            </wp:positionH>
+            <wp:positionV relativeFrom="paragraph">
+              <wp:posOffset>635</wp:posOffset>
+            </wp:positionV>
+            <wp:extent cx="4076700" cy="914400"/>
             <wp:effectExtent l="0" t="0" r="0" b="0"/>
-            <wp:docPr id="9" name="Picture 8" descr=""/>
+            <wp:wrapSquare wrapText="largest"/>
+            <wp:docPr id="9" name="Image5" descr=""/>
             <wp:cNvGraphicFramePr>
               <a:graphicFrameLocks xmlns:a="http://schemas.openxmlformats.org/drawingml/2006/main" noChangeAspect="1"/>
             </wp:cNvGraphicFramePr>
@@ -2486,7 +2437,7 @@
               <a:graphicData uri="http://schemas.openxmlformats.org/drawingml/2006/picture">
                 <pic:pic xmlns:pic="http://schemas.openxmlformats.org/drawingml/2006/picture">
                   <pic:nvPicPr>
-                    <pic:cNvPr id="9" name="Picture 8" descr=""/>
+                    <pic:cNvPr id="9" name="Image5" descr=""/>
                     <pic:cNvPicPr>
                       <a:picLocks noChangeAspect="1" noChangeArrowheads="1"/>
                     </pic:cNvPicPr>
@@ -2500,7 +2451,7 @@
                   <pic:spPr bwMode="auto">
                     <a:xfrm>
                       <a:off x="0" y="0"/>
-                      <a:ext cx="5248910" cy="685800"/>
+                      <a:ext cx="4076700" cy="914400"/>
                     </a:xfrm>
                     <a:prstGeom prst="rect">
                       <a:avLst/>
@@ -2509,8 +2460,36 @@
                 </pic:pic>
               </a:graphicData>
             </a:graphic>
-          </wp:inline>
+          </wp:anchor>
         </w:drawing>
+      </w:r>
+    </w:p>
+    <w:p>
+      <w:pPr>
+        <w:pStyle w:val="Normal"/>
+        <w:spacing w:beforeAutospacing="1" w:afterAutospacing="1"/>
+        <w:rPr>
+          <w:rFonts w:ascii="Times New Roman" w:hAnsi="Times New Roman" w:eastAsia="Times New Roman" w:cs="Times New Roman"/>
+          <w:sz w:val="24"/>
+          <w:szCs w:val="24"/>
+        </w:rPr>
+      </w:pPr>
+      <w:r>
+        <w:rPr/>
+      </w:r>
+    </w:p>
+    <w:p>
+      <w:pPr>
+        <w:pStyle w:val="Normal"/>
+        <w:spacing w:beforeAutospacing="1" w:afterAutospacing="1"/>
+        <w:rPr>
+          <w:rFonts w:ascii="Times New Roman" w:hAnsi="Times New Roman" w:eastAsia="Times New Roman" w:cs="Times New Roman"/>
+          <w:sz w:val="24"/>
+          <w:szCs w:val="24"/>
+        </w:rPr>
+      </w:pPr>
+      <w:r>
+        <w:rPr/>
       </w:r>
     </w:p>
     <w:p>
@@ -2589,7 +2568,7 @@
         <w:pStyle w:val="Normal"/>
         <w:numPr>
           <w:ilvl w:val="0"/>
-          <w:numId w:val="7"/>
+          <w:numId w:val="6"/>
         </w:numPr>
         <w:spacing w:beforeAutospacing="1" w:after="0"/>
         <w:rPr>
@@ -2612,7 +2591,7 @@
         <w:pStyle w:val="Normal"/>
         <w:numPr>
           <w:ilvl w:val="0"/>
-          <w:numId w:val="7"/>
+          <w:numId w:val="6"/>
         </w:numPr>
         <w:spacing w:before="0" w:after="0"/>
         <w:rPr>
@@ -2644,7 +2623,7 @@
         <w:pStyle w:val="Normal"/>
         <w:numPr>
           <w:ilvl w:val="0"/>
-          <w:numId w:val="7"/>
+          <w:numId w:val="6"/>
         </w:numPr>
         <w:spacing w:before="0" w:afterAutospacing="1"/>
         <w:rPr>
@@ -2825,7 +2804,7 @@
         <w:pStyle w:val="Normal"/>
         <w:numPr>
           <w:ilvl w:val="0"/>
-          <w:numId w:val="8"/>
+          <w:numId w:val="7"/>
         </w:numPr>
         <w:spacing w:beforeAutospacing="1" w:after="0"/>
         <w:rPr>
@@ -2848,7 +2827,7 @@
         <w:pStyle w:val="Normal"/>
         <w:numPr>
           <w:ilvl w:val="0"/>
-          <w:numId w:val="8"/>
+          <w:numId w:val="7"/>
         </w:numPr>
         <w:spacing w:before="0" w:after="0"/>
         <w:rPr>
@@ -2880,7 +2859,7 @@
         <w:pStyle w:val="Normal"/>
         <w:numPr>
           <w:ilvl w:val="0"/>
-          <w:numId w:val="8"/>
+          <w:numId w:val="7"/>
         </w:numPr>
         <w:spacing w:before="0" w:after="0"/>
         <w:rPr>
@@ -2912,7 +2891,7 @@
         <w:pStyle w:val="Normal"/>
         <w:numPr>
           <w:ilvl w:val="0"/>
-          <w:numId w:val="8"/>
+          <w:numId w:val="7"/>
         </w:numPr>
         <w:spacing w:before="0" w:afterAutospacing="1"/>
         <w:rPr>
@@ -3084,7 +3063,7 @@
         <w:pStyle w:val="Normal"/>
         <w:numPr>
           <w:ilvl w:val="0"/>
-          <w:numId w:val="9"/>
+          <w:numId w:val="8"/>
         </w:numPr>
         <w:spacing w:beforeAutospacing="1" w:after="0"/>
         <w:rPr>
@@ -3123,7 +3102,7 @@
         <w:pStyle w:val="Normal"/>
         <w:numPr>
           <w:ilvl w:val="0"/>
-          <w:numId w:val="9"/>
+          <w:numId w:val="8"/>
         </w:numPr>
         <w:spacing w:before="0" w:afterAutospacing="1"/>
         <w:rPr>
@@ -3181,7 +3160,11 @@
         </w:rPr>
       </w:pPr>
       <w:r>
-        <w:rPr/>
+        <w:rPr>
+          <w:rFonts w:eastAsia="Times New Roman" w:cs="Times New Roman" w:ascii="Times New Roman" w:hAnsi="Times New Roman"/>
+          <w:sz w:val="24"/>
+          <w:szCs w:val="24"/>
+        </w:rPr>
       </w:r>
     </w:p>
     <w:p>
@@ -3281,55 +3264,7 @@
           <w:sz w:val="24"/>
           <w:szCs w:val="24"/>
         </w:rPr>
-        <w:t xml:space="preserve"> Verificarea faptului că, după clonare, sistemul destinație conține exact aceleași elemente ca sursa: utilizatorul clonat, ștergerea utilizatorului în plus, grupul corect, home-directory-ul transferat și pachet</w:t>
-      </w:r>
-      <w:r>
-        <w:rPr>
-          <w:rFonts w:eastAsia="Times New Roman" w:cs="Times New Roman" w:ascii="Times New Roman" w:hAnsi="Times New Roman"/>
-          <w:sz w:val="24"/>
-          <w:szCs w:val="24"/>
-        </w:rPr>
-        <w:t>e</w:t>
-      </w:r>
-      <w:r>
-        <w:rPr>
-          <w:rFonts w:eastAsia="Times New Roman" w:cs="Times New Roman" w:ascii="Times New Roman" w:hAnsi="Times New Roman"/>
-          <w:sz w:val="24"/>
-          <w:szCs w:val="24"/>
-        </w:rPr>
-        <w:t>l</w:t>
-      </w:r>
-      <w:r>
-        <w:rPr>
-          <w:rFonts w:eastAsia="Times New Roman" w:cs="Times New Roman" w:ascii="Times New Roman" w:hAnsi="Times New Roman"/>
-          <w:sz w:val="24"/>
-          <w:szCs w:val="24"/>
-        </w:rPr>
-        <w:t>e</w:t>
-      </w:r>
-      <w:r>
-        <w:rPr>
-          <w:rFonts w:eastAsia="Times New Roman" w:cs="Times New Roman" w:ascii="Times New Roman" w:hAnsi="Times New Roman"/>
-          <w:sz w:val="24"/>
-          <w:szCs w:val="24"/>
-        </w:rPr>
-        <w:t xml:space="preserve"> instalat</w:t>
-      </w:r>
-      <w:r>
-        <w:rPr>
-          <w:rFonts w:eastAsia="Times New Roman" w:cs="Times New Roman" w:ascii="Times New Roman" w:hAnsi="Times New Roman"/>
-          <w:sz w:val="24"/>
-          <w:szCs w:val="24"/>
-        </w:rPr>
-        <w:t>e</w:t>
-      </w:r>
-      <w:r>
-        <w:rPr>
-          <w:rFonts w:eastAsia="Times New Roman" w:cs="Times New Roman" w:ascii="Times New Roman" w:hAnsi="Times New Roman"/>
-          <w:sz w:val="24"/>
-          <w:szCs w:val="24"/>
-        </w:rPr>
-        <w:t>.</w:t>
+        <w:t xml:space="preserve"> Verificarea faptului că, după clonare, sistemul destinație conține exact aceleași elemente ca sursa: utilizatorul clonat, ștergerea utilizatorului în plus, grupul corect, home-directory-ul transferat și pachetele instalate.</w:t>
       </w:r>
     </w:p>
     <w:p>
@@ -3358,7 +3293,7 @@
         <w:pStyle w:val="Normal"/>
         <w:numPr>
           <w:ilvl w:val="0"/>
-          <w:numId w:val="10"/>
+          <w:numId w:val="9"/>
         </w:numPr>
         <w:spacing w:beforeAutospacing="1" w:after="0"/>
         <w:rPr>
@@ -3381,7 +3316,7 @@
         <w:pStyle w:val="Normal"/>
         <w:numPr>
           <w:ilvl w:val="0"/>
-          <w:numId w:val="10"/>
+          <w:numId w:val="9"/>
         </w:numPr>
         <w:spacing w:before="0" w:after="0"/>
         <w:rPr>
@@ -3413,7 +3348,7 @@
         <w:pStyle w:val="Normal"/>
         <w:numPr>
           <w:ilvl w:val="0"/>
-          <w:numId w:val="10"/>
+          <w:numId w:val="9"/>
         </w:numPr>
         <w:spacing w:before="0" w:after="0"/>
         <w:rPr>
@@ -3445,7 +3380,7 @@
         <w:pStyle w:val="Normal"/>
         <w:numPr>
           <w:ilvl w:val="0"/>
-          <w:numId w:val="10"/>
+          <w:numId w:val="9"/>
         </w:numPr>
         <w:spacing w:before="0" w:after="0"/>
         <w:rPr>
@@ -3477,7 +3412,7 @@
         <w:pStyle w:val="Normal"/>
         <w:numPr>
           <w:ilvl w:val="0"/>
-          <w:numId w:val="10"/>
+          <w:numId w:val="9"/>
         </w:numPr>
         <w:spacing w:before="0" w:after="0"/>
         <w:rPr>
@@ -3509,7 +3444,7 @@
         <w:pStyle w:val="Normal"/>
         <w:numPr>
           <w:ilvl w:val="0"/>
-          <w:numId w:val="10"/>
+          <w:numId w:val="9"/>
         </w:numPr>
         <w:spacing w:before="0" w:after="0"/>
         <w:rPr>
@@ -3749,7 +3684,7 @@
         <w:pStyle w:val="Normal"/>
         <w:numPr>
           <w:ilvl w:val="0"/>
-          <w:numId w:val="11"/>
+          <w:numId w:val="10"/>
         </w:numPr>
         <w:spacing w:beforeAutospacing="1" w:after="0"/>
         <w:rPr>
@@ -3772,7 +3707,7 @@
         <w:pStyle w:val="Normal"/>
         <w:numPr>
           <w:ilvl w:val="0"/>
-          <w:numId w:val="11"/>
+          <w:numId w:val="10"/>
         </w:numPr>
         <w:spacing w:before="0" w:after="0"/>
         <w:rPr>
@@ -3804,7 +3739,7 @@
         <w:pStyle w:val="Normal"/>
         <w:numPr>
           <w:ilvl w:val="0"/>
-          <w:numId w:val="11"/>
+          <w:numId w:val="10"/>
         </w:numPr>
         <w:spacing w:before="0" w:after="0"/>
         <w:rPr>
@@ -3827,7 +3762,7 @@
         <w:pStyle w:val="Normal"/>
         <w:numPr>
           <w:ilvl w:val="0"/>
-          <w:numId w:val="11"/>
+          <w:numId w:val="10"/>
         </w:numPr>
         <w:spacing w:before="0" w:afterAutospacing="1"/>
         <w:rPr>
@@ -4030,7 +3965,7 @@
         <w:pStyle w:val="BodyText"/>
         <w:numPr>
           <w:ilvl w:val="0"/>
-          <w:numId w:val="12"/>
+          <w:numId w:val="11"/>
         </w:numPr>
         <w:tabs>
           <w:tab w:val="clear" w:pos="708"/>
@@ -4053,7 +3988,7 @@
         <w:pStyle w:val="BodyText"/>
         <w:numPr>
           <w:ilvl w:val="0"/>
-          <w:numId w:val="12"/>
+          <w:numId w:val="11"/>
         </w:numPr>
         <w:tabs>
           <w:tab w:val="clear" w:pos="708"/>
@@ -4076,7 +4011,7 @@
         <w:pStyle w:val="BodyText"/>
         <w:numPr>
           <w:ilvl w:val="0"/>
-          <w:numId w:val="12"/>
+          <w:numId w:val="11"/>
         </w:numPr>
         <w:tabs>
           <w:tab w:val="clear" w:pos="708"/>
@@ -4101,7 +4036,7 @@
         <w:pStyle w:val="BodyText"/>
         <w:numPr>
           <w:ilvl w:val="0"/>
-          <w:numId w:val="12"/>
+          <w:numId w:val="11"/>
         </w:numPr>
         <w:tabs>
           <w:tab w:val="clear" w:pos="708"/>
@@ -4139,7 +4074,7 @@
     </w:p>
     <w:p>
       <w:pPr>
-        <w:pStyle w:val="Heading3"/>
+        <w:pStyle w:val="BodyText"/>
         <w:spacing w:beforeAutospacing="1" w:afterAutospacing="1"/>
         <w:rPr>
           <w:b/>
@@ -4148,46 +4083,84 @@
         </w:rPr>
       </w:pPr>
       <w:r>
-        <w:rPr>
-          <w:rFonts w:eastAsia="Times New Roman" w:cs="Times New Roman" w:ascii="Times New Roman" w:hAnsi="Times New Roman"/>
+        <w:rPr/>
+      </w:r>
+    </w:p>
+    <w:p>
+      <w:pPr>
+        <w:pStyle w:val="BodyText"/>
+        <w:spacing w:beforeAutospacing="1" w:afterAutospacing="1"/>
+        <w:rPr>
           <w:b/>
           <w:bCs/>
           <w:color w:val="000000"/>
+        </w:rPr>
+      </w:pPr>
+      <w:r>
+        <w:rPr>
+          <w:rStyle w:val="Strong"/>
+          <w:rFonts w:eastAsia="Times New Roman" w:cs="Times New Roman" w:ascii="Times New Roman" w:hAnsi="Times New Roman"/>
+          <w:color w:val="000000"/>
           <w:sz w:val="24"/>
           <w:szCs w:val="24"/>
         </w:rPr>
         <w:t>Test 15 — Clonarea unui fișier inexistent pe destinație</w:t>
       </w:r>
+      <w:r>
+        <w:rPr>
+          <w:rFonts w:eastAsia="Times New Roman" w:cs="Times New Roman" w:ascii="Times New Roman" w:hAnsi="Times New Roman"/>
+          <w:b/>
+          <w:bCs/>
+          <w:color w:val="000000"/>
+          <w:sz w:val="24"/>
+          <w:szCs w:val="24"/>
+        </w:rPr>
+        <w:br/>
+      </w:r>
     </w:p>
     <w:p>
       <w:pPr>
         <w:pStyle w:val="BodyText"/>
-        <w:bidi w:val="0"/>
-        <w:ind w:hanging="0" w:left="0" w:right="0"/>
-        <w:rPr/>
-      </w:pPr>
-      <w:r>
-        <w:rPr>
-          <w:b/>
-          <w:bCs/>
-        </w:rPr>
-        <w:t>Scop:</w:t>
-      </w:r>
-      <w:r>
-        <w:rPr/>
-        <w:t xml:space="preserve"> Verificarea faptului că un fișier prezent în home-directory-ul unui utilizator de pe sursă este transferat pe destinație în urma clonării.</w:t>
+        <w:spacing w:beforeAutospacing="1" w:afterAutospacing="1"/>
+        <w:rPr>
+          <w:b/>
+          <w:bCs/>
+          <w:color w:val="000000"/>
+        </w:rPr>
+      </w:pPr>
+      <w:r>
+        <w:rPr>
+          <w:rFonts w:eastAsia="Times New Roman" w:cs="Times New Roman" w:ascii="Times New Roman" w:hAnsi="Times New Roman"/>
+          <w:b/>
+          <w:bCs/>
+          <w:color w:val="000000"/>
+          <w:sz w:val="24"/>
+          <w:szCs w:val="24"/>
+        </w:rPr>
+        <w:t xml:space="preserve">Scop: </w:t>
+      </w:r>
+      <w:r>
+        <w:rPr>
+          <w:rFonts w:eastAsia="Times New Roman" w:cs="Times New Roman" w:ascii="Times New Roman" w:hAnsi="Times New Roman"/>
+          <w:b w:val="false"/>
+          <w:bCs w:val="false"/>
+          <w:color w:val="000000"/>
+          <w:sz w:val="24"/>
+          <w:szCs w:val="24"/>
+        </w:rPr>
+        <w:t>Verificarea faptului că un fișier prezent în home-directory-ul unui utilizator de pe sursă este transferat pe destinație în urma clonării.</w:t>
+      </w:r>
+      <w:r>
+        <w:rPr>
+          <w:rFonts w:eastAsia="Times New Roman" w:cs="Times New Roman" w:ascii="Times New Roman" w:hAnsi="Times New Roman"/>
+          <w:b/>
+          <w:bCs/>
+          <w:color w:val="000000"/>
+          <w:sz w:val="24"/>
+          <w:szCs w:val="24"/>
+        </w:rPr>
         <w:br/>
-      </w:r>
-      <w:r>
-        <w:rPr>
-          <w:b/>
-          <w:bCs/>
-        </w:rPr>
-        <w:t>Pași</w:t>
-      </w:r>
-      <w:r>
-        <w:rPr/>
-        <w:t>:</w:t>
+        <w:t>Pași:</w:t>
       </w:r>
     </w:p>
     <w:p>
@@ -4210,7 +4183,7 @@
         <w:rPr/>
         <w:t>Pe sistemul sursă, se creează un fișier de test în home-directory-ul lui user3 cu comanda:</w:t>
         <w:br/>
-        <w:t>sudo -u user3 bash -c 'echo "print("cod de test")" &gt; /home/user3/test.py'</w:t>
+        <w:t xml:space="preserve">sudo -u user3 bash -c 'echo "print("cod de test")" &gt; /home/user3/test.py' </w:t>
       </w:r>
     </w:p>
     <w:p>
@@ -4295,31 +4268,25 @@
           <w:b/>
           <w:bCs/>
         </w:rPr>
-        <w:t xml:space="preserve">Rezultat obținut: </w:t>
-      </w:r>
-      <w:r>
-        <w:rPr/>
-        <w:t xml:space="preserve">Înainte de clonare, fișierul nu există pe destinație („No such file or directory”). După clonare, fișierul </w:t>
-      </w:r>
-      <w:r>
-        <w:rPr>
-          <w:rStyle w:val="SourceText"/>
-        </w:rPr>
-        <w:t>/home/user3/test.py</w:t>
-      </w:r>
-      <w:r>
-        <w:rPr/>
-        <w:t xml:space="preserve"> există și conține exact textul creat pe sursă: </w:t>
-      </w:r>
-      <w:r>
-        <w:rPr>
-          <w:rStyle w:val="SourceText"/>
-        </w:rPr>
-        <w:t>print("cod de test")</w:t>
-      </w:r>
-      <w:r>
-        <w:rPr/>
-        <w:t>.</w:t>
+        <w:t>Rezultat obținut:</w:t>
+      </w:r>
+      <w:r>
+        <w:rPr/>
+        <w:t xml:space="preserve"> Înainte de clonare, fișierul nu există pe destinație („No such file or directory”). După clonare, fișierul /home/user3/test.py există și conține exact textul creat pe sursă: print("cod de test").</w:t>
+      </w:r>
+    </w:p>
+    <w:p>
+      <w:pPr>
+        <w:pStyle w:val="Heading3"/>
+        <w:spacing w:beforeAutospacing="1" w:afterAutospacing="1"/>
+        <w:rPr>
+          <w:b/>
+          <w:bCs/>
+          <w:color w:val="000000"/>
+        </w:rPr>
+      </w:pPr>
+      <w:r>
+        <w:rPr/>
       </w:r>
     </w:p>
     <w:p>
@@ -5553,9 +5520,9 @@
       <w:lvlJc w:val="left"/>
       <w:pPr>
         <w:tabs>
-          <w:tab w:val="num" w:pos="720"/>
-        </w:tabs>
-        <w:ind w:left="720" w:hanging="360"/>
+          <w:tab w:val="num" w:pos="709"/>
+        </w:tabs>
+        <w:ind w:left="709" w:hanging="283"/>
       </w:pPr>
       <w:rPr/>
     </w:lvl>
@@ -5566,9 +5533,9 @@
       <w:lvlJc w:val="left"/>
       <w:pPr>
         <w:tabs>
-          <w:tab w:val="num" w:pos="1440"/>
-        </w:tabs>
-        <w:ind w:left="1440" w:hanging="360"/>
+          <w:tab w:val="num" w:pos="1418"/>
+        </w:tabs>
+        <w:ind w:left="1418" w:hanging="283"/>
       </w:pPr>
       <w:rPr/>
     </w:lvl>
@@ -5579,9 +5546,9 @@
       <w:lvlJc w:val="left"/>
       <w:pPr>
         <w:tabs>
-          <w:tab w:val="num" w:pos="2160"/>
-        </w:tabs>
-        <w:ind w:left="2160" w:hanging="360"/>
+          <w:tab w:val="num" w:pos="2127"/>
+        </w:tabs>
+        <w:ind w:left="2127" w:hanging="283"/>
       </w:pPr>
       <w:rPr/>
     </w:lvl>
@@ -5592,9 +5559,9 @@
       <w:lvlJc w:val="left"/>
       <w:pPr>
         <w:tabs>
-          <w:tab w:val="num" w:pos="2880"/>
-        </w:tabs>
-        <w:ind w:left="2880" w:hanging="360"/>
+          <w:tab w:val="num" w:pos="2836"/>
+        </w:tabs>
+        <w:ind w:left="2836" w:hanging="283"/>
       </w:pPr>
       <w:rPr/>
     </w:lvl>
@@ -5605,9 +5572,9 @@
       <w:lvlJc w:val="left"/>
       <w:pPr>
         <w:tabs>
-          <w:tab w:val="num" w:pos="3600"/>
-        </w:tabs>
-        <w:ind w:left="3600" w:hanging="360"/>
+          <w:tab w:val="num" w:pos="3545"/>
+        </w:tabs>
+        <w:ind w:left="3545" w:hanging="283"/>
       </w:pPr>
       <w:rPr/>
     </w:lvl>
@@ -5618,9 +5585,9 @@
       <w:lvlJc w:val="left"/>
       <w:pPr>
         <w:tabs>
-          <w:tab w:val="num" w:pos="4320"/>
-        </w:tabs>
-        <w:ind w:left="4320" w:hanging="360"/>
+          <w:tab w:val="num" w:pos="4254"/>
+        </w:tabs>
+        <w:ind w:left="4254" w:hanging="283"/>
       </w:pPr>
       <w:rPr/>
     </w:lvl>
@@ -5631,9 +5598,9 @@
       <w:lvlJc w:val="left"/>
       <w:pPr>
         <w:tabs>
-          <w:tab w:val="num" w:pos="5040"/>
-        </w:tabs>
-        <w:ind w:left="5040" w:hanging="360"/>
+          <w:tab w:val="num" w:pos="4963"/>
+        </w:tabs>
+        <w:ind w:left="4963" w:hanging="283"/>
       </w:pPr>
       <w:rPr/>
     </w:lvl>
@@ -5644,9 +5611,9 @@
       <w:lvlJc w:val="left"/>
       <w:pPr>
         <w:tabs>
-          <w:tab w:val="num" w:pos="5760"/>
-        </w:tabs>
-        <w:ind w:left="5760" w:hanging="360"/>
+          <w:tab w:val="num" w:pos="5672"/>
+        </w:tabs>
+        <w:ind w:left="5672" w:hanging="283"/>
       </w:pPr>
       <w:rPr/>
     </w:lvl>
@@ -5657,9 +5624,9 @@
       <w:lvlJc w:val="left"/>
       <w:pPr>
         <w:tabs>
-          <w:tab w:val="num" w:pos="6480"/>
-        </w:tabs>
-        <w:ind w:left="6480" w:hanging="360"/>
+          <w:tab w:val="num" w:pos="6381"/>
+        </w:tabs>
+        <w:ind w:left="6381" w:hanging="283"/>
       </w:pPr>
       <w:rPr/>
     </w:lvl>
@@ -6934,6 +6901,23 @@
       <w:szCs w:val="20"/>
     </w:rPr>
   </w:style>
+  <w:style w:type="paragraph" w:styleId="HorizontalLine">
+    <w:name w:val="Horizontal Line"/>
+    <w:basedOn w:val="Normal"/>
+    <w:next w:val="BodyText"/>
+    <w:qFormat/>
+    <w:pPr>
+      <w:suppressLineNumbers/>
+      <w:pBdr>
+        <w:bottom w:val="double" w:sz="2" w:space="0" w:color="808080"/>
+      </w:pBdr>
+      <w:spacing w:before="0" w:after="283"/>
+    </w:pPr>
+    <w:rPr>
+      <w:sz w:val="12"/>
+      <w:szCs w:val="12"/>
+    </w:rPr>
+  </w:style>
   <w:style w:type="numbering" w:styleId="NoList" w:default="1">
     <w:name w:val="No List"/>
     <w:uiPriority w:val="99"/>
